--- a/assets/docs/lop4/Am nhac - Lop 4.docx
+++ b/assets/docs/lop4/Am nhac - Lop 4.docx
@@ -1029,6 +1029,19 @@
               <w:t>NLS-ST (Cơ bản 2): ghi âm/quay lại phần trình bày của nhóm; chỉ chia sẻ trong lớp.</w:t>
             </w:r>
           </w:p>
+          <w:p>
+            <w:pPr>
+              <w:spacing w:after="0"/>
+            </w:pPr>
+            <w:r>
+              <w:rPr>
+                <w:b w:val="0"/>
+                <w:i w:val="0"/>
+                <w:sz w:val="18"/>
+              </w:rPr>
+              <w:t>KNS: KN tự tin biểu diễn trước tập thể và phối hợp cùng nhóm.</w:t>
+            </w:r>
+          </w:p>
         </w:tc>
         <w:tc>
           <w:tcPr>
@@ -1144,6 +1157,19 @@
                 <w:sz w:val="18"/>
               </w:rPr>
               <w:t>NLS-AT (Cơ bản 2): nghe nhạc với âm lượng vừa phải; hát bài của ai thì giới thiệu rõ tên tác giả.</w:t>
+            </w:r>
+          </w:p>
+          <w:p>
+            <w:pPr>
+              <w:spacing w:after="0"/>
+            </w:pPr>
+            <w:r>
+              <w:rPr>
+                <w:b w:val="0"/>
+                <w:i w:val="0"/>
+                <w:sz w:val="18"/>
+              </w:rPr>
+              <w:t>QPAN: Chọn bài hát ca ngợi quê hương, đất nước, hoà bình; liên hệ bản đồ hành chính Việt Nam và chủ quyền của Việt Nam đối với quần đảo Hoàng Sa, Trường Sa.</w:t>
             </w:r>
           </w:p>
         </w:tc>
@@ -1379,6 +1405,19 @@
               <w:t>NLS-KT (Cơ bản 2): nghe/xem tư liệu âm nhạc trên máy; nói rõ tên bài, tên tác giả khi giới thiệu.</w:t>
             </w:r>
           </w:p>
+          <w:p>
+            <w:pPr>
+              <w:spacing w:after="0"/>
+            </w:pPr>
+            <w:r>
+              <w:rPr>
+                <w:b w:val="0"/>
+                <w:i w:val="0"/>
+                <w:sz w:val="18"/>
+              </w:rPr>
+              <w:t>QPAN: Chọn bài hát ca ngợi quê hương, đất nước, hoà bình; liên hệ bản đồ hành chính Việt Nam và chủ quyền của Việt Nam đối với quần đảo Hoàng Sa, Trường Sa.</w:t>
+            </w:r>
+          </w:p>
         </w:tc>
         <w:tc>
           <w:tcPr>
@@ -1494,6 +1533,19 @@
                 <w:sz w:val="18"/>
               </w:rPr>
               <w:t>NLS-ST (Cơ bản 2): ghi âm/quay lại phần trình bày của nhóm; chỉ chia sẻ trong lớp.</w:t>
+            </w:r>
+          </w:p>
+          <w:p>
+            <w:pPr>
+              <w:spacing w:after="0"/>
+            </w:pPr>
+            <w:r>
+              <w:rPr>
+                <w:b w:val="0"/>
+                <w:i w:val="0"/>
+                <w:sz w:val="18"/>
+              </w:rPr>
+              <w:t>QPAN: Chọn bài hát ca ngợi quê hương, đất nước, hoà bình; liên hệ bản đồ hành chính Việt Nam và chủ quyền của Việt Nam đối với quần đảo Hoàng Sa, Trường Sa.</w:t>
             </w:r>
           </w:p>
         </w:tc>
@@ -1963,6 +2015,19 @@
               <w:t>NLS-ST (Cơ bản 2): ghi âm/quay lại phần trình bày của nhóm; chỉ chia sẻ trong lớp.</w:t>
             </w:r>
           </w:p>
+          <w:p>
+            <w:pPr>
+              <w:spacing w:after="0"/>
+            </w:pPr>
+            <w:r>
+              <w:rPr>
+                <w:b w:val="0"/>
+                <w:i w:val="0"/>
+                <w:sz w:val="18"/>
+              </w:rPr>
+              <w:t>KNS: KN tự tin biểu diễn trước tập thể và phối hợp cùng nhóm.</w:t>
+            </w:r>
+          </w:p>
         </w:tc>
         <w:tc>
           <w:tcPr>
@@ -2428,6 +2493,19 @@
                 <w:sz w:val="18"/>
               </w:rPr>
               <w:t>NLS-ST (Cơ bản 2): ghi âm/quay lại phần trình bày của nhóm; chỉ chia sẻ trong lớp.</w:t>
+            </w:r>
+          </w:p>
+          <w:p>
+            <w:pPr>
+              <w:spacing w:after="0"/>
+            </w:pPr>
+            <w:r>
+              <w:rPr>
+                <w:b w:val="0"/>
+                <w:i w:val="0"/>
+                <w:sz w:val="18"/>
+              </w:rPr>
+              <w:t>KNS: KN tự tin biểu diễn trước tập thể và phối hợp cùng nhóm.</w:t>
             </w:r>
           </w:p>
         </w:tc>
@@ -3153,6 +3231,19 @@
               <w:t>NLS-ST (Cơ bản 2): ghi âm/quay lại phần trình bày của nhóm; chỉ chia sẻ trong lớp.</w:t>
             </w:r>
           </w:p>
+          <w:p>
+            <w:pPr>
+              <w:spacing w:after="0"/>
+            </w:pPr>
+            <w:r>
+              <w:rPr>
+                <w:b w:val="0"/>
+                <w:i w:val="0"/>
+                <w:sz w:val="18"/>
+              </w:rPr>
+              <w:t>KNS: KN tự tin biểu diễn trước tập thể và phối hợp cùng nhóm.</w:t>
+            </w:r>
+          </w:p>
         </w:tc>
         <w:tc>
           <w:tcPr>
@@ -3618,6 +3709,19 @@
                 <w:sz w:val="18"/>
               </w:rPr>
               <w:t>NLS-ST (Cơ bản 2): ghi âm/quay lại phần trình bày của nhóm; chỉ chia sẻ trong lớp.</w:t>
+            </w:r>
+          </w:p>
+          <w:p>
+            <w:pPr>
+              <w:spacing w:after="0"/>
+            </w:pPr>
+            <w:r>
+              <w:rPr>
+                <w:b w:val="0"/>
+                <w:i w:val="0"/>
+                <w:sz w:val="18"/>
+              </w:rPr>
+              <w:t>KNS: KN tự tin biểu diễn trước tập thể và phối hợp cùng nhóm.</w:t>
             </w:r>
           </w:p>
         </w:tc>
@@ -4087,6 +4191,19 @@
               <w:t>NLS-ST (Cơ bản 2): ghi âm/quay lại phần trình bày của nhóm; chỉ chia sẻ trong lớp.</w:t>
             </w:r>
           </w:p>
+          <w:p>
+            <w:pPr>
+              <w:spacing w:after="0"/>
+            </w:pPr>
+            <w:r>
+              <w:rPr>
+                <w:b w:val="0"/>
+                <w:i w:val="0"/>
+                <w:sz w:val="18"/>
+              </w:rPr>
+              <w:t>KNS: KN tự tin biểu diễn trước tập thể và phối hợp cùng nhóm.</w:t>
+            </w:r>
+          </w:p>
         </w:tc>
         <w:tc>
           <w:tcPr>
@@ -4435,6 +4552,19 @@
                 <w:sz w:val="18"/>
               </w:rPr>
               <w:t>NLS-KT (Cơ bản 2): nghe/xem tư liệu âm nhạc trên máy; nói rõ tên bài, tên tác giả khi giới thiệu.</w:t>
+            </w:r>
+          </w:p>
+          <w:p>
+            <w:pPr>
+              <w:spacing w:after="0"/>
+            </w:pPr>
+            <w:r>
+              <w:rPr>
+                <w:b w:val="0"/>
+                <w:i w:val="0"/>
+                <w:sz w:val="18"/>
+              </w:rPr>
+              <w:t>KNS: KN tự tin biểu diễn trước tập thể và phối hợp cùng nhóm.</w:t>
             </w:r>
           </w:p>
         </w:tc>

--- a/assets/docs/lop4/Am nhac - Lop 4.docx
+++ b/assets/docs/lop4/Am nhac - Lop 4.docx
@@ -910,6 +910,33 @@
                 <w:i w:val="0"/>
                 <w:sz w:val="18"/>
               </w:rPr>
+              <w:t>NLS-KT (Cơ bản 2): GV chiếu vài đoạn phim ngắn cho nội dung “Hình thức biểu diễn trong ca hát”, mỗi đoạn một cách trình bày khác nhau</w:t>
+            </w:r>
+          </w:p>
+          <w:p>
+            <w:pPr>
+              <w:spacing w:after="0"/>
+            </w:pPr>
+            <w:r>
+              <w:rPr>
+                <w:b w:val="0"/>
+                <w:i w:val="0"/>
+                <w:sz w:val="18"/>
+              </w:rPr>
+              <w:t>NLS-GQVĐ (Cơ bản 2): HS làm bài tập tương tác có chấm ngay về “Hình thức biểu diễn trong ca hát”: nghe một đoạn rồi chọn đúng tên cách trình bày</w:t>
+            </w:r>
+          </w:p>
+          <w:p>
+            <w:pPr>
+              <w:spacing w:after="0"/>
+            </w:pPr>
+            <w:r>
+              <w:rPr>
+                <w:b w:val="0"/>
+                <w:i w:val="0"/>
+                <w:sz w:val="18"/>
+              </w:rPr>
+              <w:t>NLS-AT: Tư liệu về “Hình thức biểu diễn trong ca hát” phải lấy từ trang của nhà xuất bản</w:t>
             </w:r>
           </w:p>
         </w:tc>

--- a/assets/docs/lop4/Am nhac - Lop 4.docx
+++ b/assets/docs/lop4/Am nhac - Lop 4.docx
@@ -624,7 +624,7 @@
                 <w:i w:val="0"/>
                 <w:sz w:val="18"/>
               </w:rPr>
-              <w:t>NLS-KT (Cơ bản 2): GV chiếu khuông nhạc, khoá Son, vị trí nốt Đô đến La, bấm từng nốt cho HS nghe cao độ; HS lên chỉ một nốt, đọc tên</w:t>
+              <w:t>NLS-KT (Cơ bản 2): GV chiếu khuông nhạc, khoá Son và vị trí các nốt Đô, Rê, Mi, Pha, Son</w:t>
             </w:r>
           </w:p>
           <w:p>
@@ -637,7 +637,7 @@
                 <w:i w:val="0"/>
                 <w:sz w:val="18"/>
               </w:rPr>
-              <w:t>NLS-GQVĐ (Cơ bản 2): HS làm bài tập tương tác trên máy tính lớp: kéo nốt vào đúng dòng, khe; chọn tên nốt theo âm thanh; máy báo sai thì sửa</w:t>
+              <w:t>NLS-GQVĐ (Cơ bản 2): HS làm bài tập tương tác trên máy tính lớp: kéo nốt vào đúng dòng, khe của khuông nhạc, chọn tên nốt đúng với âm thanh vừa nghe</w:t>
             </w:r>
           </w:p>
           <w:p>
@@ -650,7 +650,7 @@
                 <w:i w:val="0"/>
                 <w:sz w:val="18"/>
               </w:rPr>
-              <w:t>NLS-AT: Chỉ mở học liệu GV chuẩn bị; làm hết bài mới xem đáp án.</w:t>
+              <w:t>NLS-AT: Chỉ mở học liệu và phần mềm GV đã chuẩn bị sẵn trên máy của lớp</w:t>
             </w:r>
           </w:p>
         </w:tc>
@@ -767,7 +767,7 @@
                 <w:i w:val="0"/>
                 <w:sz w:val="18"/>
               </w:rPr>
-              <w:t>NLS-KT (Cơ bản 2): GV mở bản thu mẫu “Chuông gió leng keng” trên máy tính lớp, hiện lời ca chia câu; HS nghe từng câu, hát nối tiếp</w:t>
+              <w:t>NLS-KT (Cơ bản 2): GV mở bản thu mẫu bài hát “Chuông gió leng keng” (Nhạc và lời: Lê Vinh Phúc) trên máy tính lớp</w:t>
             </w:r>
           </w:p>
           <w:p>
@@ -780,7 +780,7 @@
                 <w:i w:val="0"/>
                 <w:sz w:val="18"/>
               </w:rPr>
-              <w:t>NLS-ST (Cơ bản 2): Mỗi tổ dùng điện thoại GV thu âm phần hát vỗ tay theo phách, nghe lại qua loa, sửa chỗ vào chưa đều rồi thu lần hai</w:t>
+              <w:t>NLS-ST (Cơ bản 2): Sau khi tập, mỗi tổ dùng điện thoại của GV thu âm phần hát kết hợp vỗ tay theo phách của tổ</w:t>
             </w:r>
           </w:p>
           <w:p>
@@ -793,7 +793,7 @@
                 <w:i w:val="0"/>
                 <w:sz w:val="18"/>
               </w:rPr>
-              <w:t>NLS-AT: Bản thu lấy từ học liệu bộ sách; bản thu của tổ chỉ dùng trong giờ.</w:t>
+              <w:t>NLS-AT: Chỉ lấy bản thu từ học liệu của bộ sách hoặc kênh chính thức của nhà xuất bản</w:t>
             </w:r>
           </w:p>
         </w:tc>
@@ -910,33 +910,6 @@
                 <w:i w:val="0"/>
                 <w:sz w:val="18"/>
               </w:rPr>
-              <w:t>NLS-KT (Cơ bản 2): GV chiếu vài đoạn phim ngắn cho nội dung “Hình thức biểu diễn trong ca hát”, mỗi đoạn một cách trình bày khác nhau</w:t>
-            </w:r>
-          </w:p>
-          <w:p>
-            <w:pPr>
-              <w:spacing w:after="0"/>
-            </w:pPr>
-            <w:r>
-              <w:rPr>
-                <w:b w:val="0"/>
-                <w:i w:val="0"/>
-                <w:sz w:val="18"/>
-              </w:rPr>
-              <w:t>NLS-GQVĐ (Cơ bản 2): HS làm bài tập tương tác có chấm ngay về “Hình thức biểu diễn trong ca hát”: nghe một đoạn rồi chọn đúng tên cách trình bày</w:t>
-            </w:r>
-          </w:p>
-          <w:p>
-            <w:pPr>
-              <w:spacing w:after="0"/>
-            </w:pPr>
-            <w:r>
-              <w:rPr>
-                <w:b w:val="0"/>
-                <w:i w:val="0"/>
-                <w:sz w:val="18"/>
-              </w:rPr>
-              <w:t>NLS-AT: Tư liệu về “Hình thức biểu diễn trong ca hát” phải lấy từ trang của nhà xuất bản</w:t>
             </w:r>
           </w:p>
         </w:tc>
@@ -1047,19 +1020,6 @@
               <w:spacing w:after="0"/>
             </w:pPr>
             <w:r/>
-            <w:r>
-              <w:rPr>
-                <w:b w:val="0"/>
-                <w:i w:val="0"/>
-                <w:sz w:val="18"/>
-              </w:rPr>
-              <w:t>NLS-ST (Cơ bản 2): ghi âm/quay lại phần trình bày của nhóm; chỉ chia sẻ trong lớp.</w:t>
-            </w:r>
-          </w:p>
-          <w:p>
-            <w:pPr>
-              <w:spacing w:after="0"/>
-            </w:pPr>
             <w:r>
               <w:rPr>
                 <w:b w:val="0"/>
@@ -1183,7 +1143,33 @@
                 <w:i w:val="0"/>
                 <w:sz w:val="18"/>
               </w:rPr>
-              <w:t>NLS-AT (Cơ bản 2): nghe nhạc với âm lượng vừa phải; hát bài của ai thì giới thiệu rõ tên tác giả.</w:t>
+              <w:t>NLS-KT (Cơ bản 2): GV mở bản thu mẫu bài “Chim sáo” từ học liệu điện tử của bộ sách</w:t>
+            </w:r>
+          </w:p>
+          <w:p>
+            <w:pPr>
+              <w:spacing w:after="0"/>
+            </w:pPr>
+            <w:r>
+              <w:rPr>
+                <w:b w:val="0"/>
+                <w:i w:val="0"/>
+                <w:sz w:val="18"/>
+              </w:rPr>
+              <w:t>NLS-ST (Cơ bản 2): Tập xong, mỗi tổ tự thu âm phần trình bày bài “Chim sáo” bằng điện thoại hoặc máy tính của lớp</w:t>
+            </w:r>
+          </w:p>
+          <w:p>
+            <w:pPr>
+              <w:spacing w:after="0"/>
+            </w:pPr>
+            <w:r>
+              <w:rPr>
+                <w:b w:val="0"/>
+                <w:i w:val="0"/>
+                <w:sz w:val="18"/>
+              </w:rPr>
+              <w:t>NLS-AT: Chỉ lấy bản thu từ học liệu của bộ sách hoặc kênh chính thức của nhà xuất bản</w:t>
             </w:r>
           </w:p>
           <w:p>
@@ -1429,7 +1415,33 @@
                 <w:i w:val="0"/>
                 <w:sz w:val="18"/>
               </w:rPr>
-              <w:t>NLS-KT (Cơ bản 2): nghe/xem tư liệu âm nhạc trên máy; nói rõ tên bài, tên tác giả khi giới thiệu.</w:t>
+              <w:t>NLS-KT (Cơ bản 2): GV chiếu đoạn phim quay cận cảnh cho nội dung “Giới thiệu đàn tranh”: nhìn rõ hình dáng, chất liệu, số dây hoặc số lỗ</w:t>
+            </w:r>
+          </w:p>
+          <w:p>
+            <w:pPr>
+              <w:spacing w:after="0"/>
+            </w:pPr>
+            <w:r>
+              <w:rPr>
+                <w:b w:val="0"/>
+                <w:i w:val="0"/>
+                <w:sz w:val="18"/>
+              </w:rPr>
+              <w:t>NLS-GQVĐ (Cơ bản 2): HS làm bài tập nghe tương tác có chấm ngay: GV mở lần lượt vài đoạn nhạc ngắn</w:t>
+            </w:r>
+          </w:p>
+          <w:p>
+            <w:pPr>
+              <w:spacing w:after="0"/>
+            </w:pPr>
+            <w:r>
+              <w:rPr>
+                <w:b w:val="0"/>
+                <w:i w:val="0"/>
+                <w:sz w:val="18"/>
+              </w:rPr>
+              <w:t>NLS-AT: Tư liệu về “Giới thiệu đàn tranh” phải lấy từ trang của nhà xuất bản, nhà hát</w:t>
             </w:r>
           </w:p>
           <w:p>
@@ -1559,7 +1571,7 @@
                 <w:i w:val="0"/>
                 <w:sz w:val="18"/>
               </w:rPr>
-              <w:t>NLS-ST (Cơ bản 2): ghi âm/quay lại phần trình bày của nhóm; chỉ chia sẻ trong lớp.</w:t>
+              <w:t>QPAN: Chọn bài hát ca ngợi quê hương, đất nước, hoà bình; liên hệ bản đồ hành chính Việt Nam và chủ quyền của Việt Nam đối với quần đảo Hoàng Sa, Trường Sa.</w:t>
             </w:r>
           </w:p>
           <w:p>
@@ -1572,7 +1584,7 @@
                 <w:i w:val="0"/>
                 <w:sz w:val="18"/>
               </w:rPr>
-              <w:t>QPAN: Chọn bài hát ca ngợi quê hương, đất nước, hoà bình; liên hệ bản đồ hành chính Việt Nam và chủ quyền của Việt Nam đối với quần đảo Hoàng Sa, Trường Sa.</w:t>
+              <w:t>KNS: KN tự tin biểu diễn trước tập thể và phối hợp cùng nhóm.</w:t>
             </w:r>
           </w:p>
         </w:tc>
@@ -1689,7 +1701,33 @@
                 <w:i w:val="0"/>
                 <w:sz w:val="18"/>
               </w:rPr>
-              <w:t>NLS-GQVĐ (Cơ bản 2): dùng đàn/ứng dụng nhạc để nghe đúng cao độ, sau đó tự luyện lại.</w:t>
+              <w:t>NLS-KT (Cơ bản 2): GV dùng học liệu số về Giới thiệu các hình nốt: khuông nhạc hiện trên màn hình</w:t>
+            </w:r>
+          </w:p>
+          <w:p>
+            <w:pPr>
+              <w:spacing w:after="0"/>
+            </w:pPr>
+            <w:r>
+              <w:rPr>
+                <w:b w:val="0"/>
+                <w:i w:val="0"/>
+                <w:sz w:val="18"/>
+              </w:rPr>
+              <w:t>NLS-GQVĐ (Cơ bản 2): HS làm bộ bài tập tương tác có chấm ngay về Giới thiệu các hình nốt: đặt nốt vào đúng vị trí trên khuông</w:t>
+            </w:r>
+          </w:p>
+          <w:p>
+            <w:pPr>
+              <w:spacing w:after="0"/>
+            </w:pPr>
+            <w:r>
+              <w:rPr>
+                <w:b w:val="0"/>
+                <w:i w:val="0"/>
+                <w:sz w:val="18"/>
+              </w:rPr>
+              <w:t>NLS-AT: Chỉ mở học liệu và phần mềm GV đã chuẩn bị sẵn trên máy của lớp</w:t>
             </w:r>
           </w:p>
         </w:tc>
@@ -1806,7 +1844,33 @@
                 <w:i w:val="0"/>
                 <w:sz w:val="18"/>
               </w:rPr>
-              <w:t>NLS-AT (Cơ bản 2): nghe nhạc với âm lượng vừa phải; hát bài của ai thì giới thiệu rõ tên tác giả.</w:t>
+              <w:t>NLS-KT (Cơ bản 2): GV mở bản thu mẫu bài “Nếu em là...” từ học liệu điện tử của bộ sách</w:t>
+            </w:r>
+          </w:p>
+          <w:p>
+            <w:pPr>
+              <w:spacing w:after="0"/>
+            </w:pPr>
+            <w:r>
+              <w:rPr>
+                <w:b w:val="0"/>
+                <w:i w:val="0"/>
+                <w:sz w:val="18"/>
+              </w:rPr>
+              <w:t>NLS-ST (Cơ bản 2): Tập xong, mỗi tổ tự thu âm phần trình bày bài “Nếu em là...” bằng điện thoại hoặc máy tính của lớp</w:t>
+            </w:r>
+          </w:p>
+          <w:p>
+            <w:pPr>
+              <w:spacing w:after="0"/>
+            </w:pPr>
+            <w:r>
+              <w:rPr>
+                <w:b w:val="0"/>
+                <w:i w:val="0"/>
+                <w:sz w:val="18"/>
+              </w:rPr>
+              <w:t>NLS-AT: Chỉ lấy bản thu từ học liệu của bộ sách hoặc kênh chính thức của nhà xuất bản</w:t>
             </w:r>
           </w:p>
         </w:tc>
@@ -2039,19 +2103,6 @@
                 <w:i w:val="0"/>
                 <w:sz w:val="18"/>
               </w:rPr>
-              <w:t>NLS-ST (Cơ bản 2): ghi âm/quay lại phần trình bày của nhóm; chỉ chia sẻ trong lớp.</w:t>
-            </w:r>
-          </w:p>
-          <w:p>
-            <w:pPr>
-              <w:spacing w:after="0"/>
-            </w:pPr>
-            <w:r>
-              <w:rPr>
-                <w:b w:val="0"/>
-                <w:i w:val="0"/>
-                <w:sz w:val="18"/>
-              </w:rPr>
               <w:t>KNS: KN tự tin biểu diễn trước tập thể và phối hợp cùng nhóm.</w:t>
             </w:r>
           </w:p>
@@ -2169,7 +2220,33 @@
                 <w:i w:val="0"/>
                 <w:sz w:val="18"/>
               </w:rPr>
-              <w:t>NLS-AT (Cơ bản 2): nghe nhạc với âm lượng vừa phải; hát bài của ai thì giới thiệu rõ tên tác giả.</w:t>
+              <w:t>NLS-KT (Cơ bản 2): GV mở bản thu mẫu bài “Tết là Tết” từ học liệu điện tử của bộ sách</w:t>
+            </w:r>
+          </w:p>
+          <w:p>
+            <w:pPr>
+              <w:spacing w:after="0"/>
+            </w:pPr>
+            <w:r>
+              <w:rPr>
+                <w:b w:val="0"/>
+                <w:i w:val="0"/>
+                <w:sz w:val="18"/>
+              </w:rPr>
+              <w:t>NLS-ST (Cơ bản 2): Tập xong, mỗi tổ tự thu âm phần trình bày bài “Tết là Tết” bằng điện thoại hoặc máy tính của lớp</w:t>
+            </w:r>
+          </w:p>
+          <w:p>
+            <w:pPr>
+              <w:spacing w:after="0"/>
+            </w:pPr>
+            <w:r>
+              <w:rPr>
+                <w:b w:val="0"/>
+                <w:i w:val="0"/>
+                <w:sz w:val="18"/>
+              </w:rPr>
+              <w:t>NLS-AT: Chỉ lấy bản thu từ học liệu của bộ sách hoặc kênh chính thức của nhà xuất bản</w:t>
             </w:r>
           </w:p>
         </w:tc>
@@ -2402,7 +2479,33 @@
                 <w:i w:val="0"/>
                 <w:sz w:val="18"/>
               </w:rPr>
-              <w:t>NLS-KT (Cơ bản 2): nghe/xem tư liệu âm nhạc trên máy; nói rõ tên bài, tên tác giả khi giới thiệu.</w:t>
+              <w:t>NLS-KT (Cơ bản 2): GV mở bản kể chuyện có nhạc minh hoạ cho “Câu chuyện âm nhạc Pi-tơ và chó sói (Phỏng theo: Séc-gây Pơ-rô-cô-phi-ép)”</w:t>
+            </w:r>
+          </w:p>
+          <w:p>
+            <w:pPr>
+              <w:spacing w:after="0"/>
+            </w:pPr>
+            <w:r>
+              <w:rPr>
+                <w:b w:val="0"/>
+                <w:i w:val="0"/>
+                <w:sz w:val="18"/>
+              </w:rPr>
+              <w:t>NLS-GQVĐ (Cơ bản 2): HS làm bài tập tương tác có chấm ngay về “Câu chuyện âm nhạc Pi-tơ và chó sói (Phỏng theo: Séc-gây Pơ-rô-cô-phi-ép)”: nghe đoạn nhạc rồi chọn đúng</w:t>
+            </w:r>
+          </w:p>
+          <w:p>
+            <w:pPr>
+              <w:spacing w:after="0"/>
+            </w:pPr>
+            <w:r>
+              <w:rPr>
+                <w:b w:val="0"/>
+                <w:i w:val="0"/>
+                <w:sz w:val="18"/>
+              </w:rPr>
+              <w:t>NLS-AT: Tư liệu về “Câu chuyện âm nhạc Pi-tơ và chó sói (Phỏng theo: Séc-gây Pơ-rô-cô-phi-ép)” phải lấy từ</w:t>
             </w:r>
           </w:p>
         </w:tc>
@@ -2513,19 +2616,6 @@
               <w:spacing w:after="0"/>
             </w:pPr>
             <w:r/>
-            <w:r>
-              <w:rPr>
-                <w:b w:val="0"/>
-                <w:i w:val="0"/>
-                <w:sz w:val="18"/>
-              </w:rPr>
-              <w:t>NLS-ST (Cơ bản 2): ghi âm/quay lại phần trình bày của nhóm; chỉ chia sẻ trong lớp.</w:t>
-            </w:r>
-          </w:p>
-          <w:p>
-            <w:pPr>
-              <w:spacing w:after="0"/>
-            </w:pPr>
             <w:r>
               <w:rPr>
                 <w:b w:val="0"/>
@@ -2905,7 +2995,33 @@
                 <w:i w:val="0"/>
                 <w:sz w:val="18"/>
               </w:rPr>
-              <w:t>NLS-GQVĐ (Cơ bản 2): dùng đàn/ứng dụng nhạc để nghe đúng cao độ, sau đó tự luyện lại.</w:t>
+              <w:t>NLS-KT (Cơ bản 2): GV dùng học liệu số về Dấu lặng: khuông nhạc hiện trên màn hình, GV kéo nốt lên xuống thì máy phát ngay âm thanh tương ứng</w:t>
+            </w:r>
+          </w:p>
+          <w:p>
+            <w:pPr>
+              <w:spacing w:after="0"/>
+            </w:pPr>
+            <w:r>
+              <w:rPr>
+                <w:b w:val="0"/>
+                <w:i w:val="0"/>
+                <w:sz w:val="18"/>
+              </w:rPr>
+              <w:t>NLS-GQVĐ (Cơ bản 2): HS làm bộ bài tập tương tác có chấm ngay về Dấu lặng: đặt nốt vào đúng vị trí trên khuông</w:t>
+            </w:r>
+          </w:p>
+          <w:p>
+            <w:pPr>
+              <w:spacing w:after="0"/>
+            </w:pPr>
+            <w:r>
+              <w:rPr>
+                <w:b w:val="0"/>
+                <w:i w:val="0"/>
+                <w:sz w:val="18"/>
+              </w:rPr>
+              <w:t>NLS-AT: Chỉ mở học liệu và phần mềm GV đã chuẩn bị sẵn trên máy của lớp</w:t>
             </w:r>
           </w:p>
         </w:tc>
@@ -3022,7 +3138,33 @@
                 <w:i w:val="0"/>
                 <w:sz w:val="18"/>
               </w:rPr>
-              <w:t>NLS-AT (Cơ bản 2): nghe nhạc với âm lượng vừa phải; hát bài của ai thì giới thiệu rõ tên tác giả.</w:t>
+              <w:t>NLS-KT (Cơ bản 2): GV mở bản thu mẫu bài “Hạt mưa kể chuyện” từ học liệu điện tử của bộ sách</w:t>
+            </w:r>
+          </w:p>
+          <w:p>
+            <w:pPr>
+              <w:spacing w:after="0"/>
+            </w:pPr>
+            <w:r>
+              <w:rPr>
+                <w:b w:val="0"/>
+                <w:i w:val="0"/>
+                <w:sz w:val="18"/>
+              </w:rPr>
+              <w:t>NLS-ST (Cơ bản 2): Tập xong, mỗi tổ tự thu âm phần trình bày bài “Hạt mưa kể chuyện” bằng điện thoại hoặc máy tính của lớp</w:t>
+            </w:r>
+          </w:p>
+          <w:p>
+            <w:pPr>
+              <w:spacing w:after="0"/>
+            </w:pPr>
+            <w:r>
+              <w:rPr>
+                <w:b w:val="0"/>
+                <w:i w:val="0"/>
+                <w:sz w:val="18"/>
+              </w:rPr>
+              <w:t>NLS-AT: Chỉ lấy bản thu từ học liệu của bộ sách hoặc kênh chính thức của nhà xuất bản</w:t>
             </w:r>
           </w:p>
         </w:tc>
@@ -3255,19 +3397,6 @@
                 <w:i w:val="0"/>
                 <w:sz w:val="18"/>
               </w:rPr>
-              <w:t>NLS-ST (Cơ bản 2): ghi âm/quay lại phần trình bày của nhóm; chỉ chia sẻ trong lớp.</w:t>
-            </w:r>
-          </w:p>
-          <w:p>
-            <w:pPr>
-              <w:spacing w:after="0"/>
-            </w:pPr>
-            <w:r>
-              <w:rPr>
-                <w:b w:val="0"/>
-                <w:i w:val="0"/>
-                <w:sz w:val="18"/>
-              </w:rPr>
               <w:t>KNS: KN tự tin biểu diễn trước tập thể và phối hợp cùng nhóm.</w:t>
             </w:r>
           </w:p>
@@ -3385,7 +3514,33 @@
                 <w:i w:val="0"/>
                 <w:sz w:val="18"/>
               </w:rPr>
-              <w:t>NLS-AT (Cơ bản 2): nghe nhạc với âm lượng vừa phải; hát bài của ai thì giới thiệu rõ tên tác giả.</w:t>
+              <w:t>NLS-KT (Cơ bản 2): GV mở bản thu mẫu bài “Tình bạn tuổi thơ” từ học liệu điện tử của bộ sách</w:t>
+            </w:r>
+          </w:p>
+          <w:p>
+            <w:pPr>
+              <w:spacing w:after="0"/>
+            </w:pPr>
+            <w:r>
+              <w:rPr>
+                <w:b w:val="0"/>
+                <w:i w:val="0"/>
+                <w:sz w:val="18"/>
+              </w:rPr>
+              <w:t>NLS-ST (Cơ bản 2): Tập xong, mỗi tổ tự thu âm phần trình bày bài “Tình bạn tuổi thơ” bằng điện thoại hoặc máy tính của lớp</w:t>
+            </w:r>
+          </w:p>
+          <w:p>
+            <w:pPr>
+              <w:spacing w:after="0"/>
+            </w:pPr>
+            <w:r>
+              <w:rPr>
+                <w:b w:val="0"/>
+                <w:i w:val="0"/>
+                <w:sz w:val="18"/>
+              </w:rPr>
+              <w:t>NLS-AT: Chỉ lấy bản thu từ học liệu của bộ sách hoặc kênh chính thức của nhà xuất bản</w:t>
             </w:r>
           </w:p>
         </w:tc>
@@ -3618,7 +3773,6 @@
                 <w:i w:val="0"/>
                 <w:sz w:val="18"/>
               </w:rPr>
-              <w:t>NLS-GQVĐ (Cơ bản 2): dùng đàn/ứng dụng nhạc để nghe đúng cao độ, sau đó tự luyện lại.</w:t>
             </w:r>
           </w:p>
         </w:tc>
@@ -3729,19 +3883,6 @@
               <w:spacing w:after="0"/>
             </w:pPr>
             <w:r/>
-            <w:r>
-              <w:rPr>
-                <w:b w:val="0"/>
-                <w:i w:val="0"/>
-                <w:sz w:val="18"/>
-              </w:rPr>
-              <w:t>NLS-ST (Cơ bản 2): ghi âm/quay lại phần trình bày của nhóm; chỉ chia sẻ trong lớp.</w:t>
-            </w:r>
-          </w:p>
-          <w:p>
-            <w:pPr>
-              <w:spacing w:after="0"/>
-            </w:pPr>
             <w:r>
               <w:rPr>
                 <w:b w:val="0"/>
@@ -3981,7 +4122,33 @@
                 <w:i w:val="0"/>
                 <w:sz w:val="18"/>
               </w:rPr>
-              <w:t>NLS-AT (Cơ bản 2): nghe nhạc với âm lượng vừa phải; hát bài của ai thì giới thiệu rõ tên tác giả.</w:t>
+              <w:t>NLS-KT (Cơ bản 2): GV mở bản thu mẫu bài “Miền quê em” từ học liệu điện tử của bộ sách, chỉ cho HS dòng ghi tác giả “Nhạc: Ka-ba-lép-xki – Nga</w:t>
+            </w:r>
+          </w:p>
+          <w:p>
+            <w:pPr>
+              <w:spacing w:after="0"/>
+            </w:pPr>
+            <w:r>
+              <w:rPr>
+                <w:b w:val="0"/>
+                <w:i w:val="0"/>
+                <w:sz w:val="18"/>
+              </w:rPr>
+              <w:t>NLS-ST (Cơ bản 2): Tập xong, mỗi tổ tự thu âm phần trình bày bài “Miền quê em” bằng điện thoại hoặc máy tính của lớp</w:t>
+            </w:r>
+          </w:p>
+          <w:p>
+            <w:pPr>
+              <w:spacing w:after="0"/>
+            </w:pPr>
+            <w:r>
+              <w:rPr>
+                <w:b w:val="0"/>
+                <w:i w:val="0"/>
+                <w:sz w:val="18"/>
+              </w:rPr>
+              <w:t>NLS-AT: Chỉ lấy bản thu từ học liệu của bộ sách hoặc kênh chính thức của nhà xuất bản</w:t>
             </w:r>
           </w:p>
         </w:tc>
@@ -4098,7 +4265,6 @@
                 <w:i w:val="0"/>
                 <w:sz w:val="18"/>
               </w:rPr>
-              <w:t>NLS-KT (Cơ bản 2): nghe/xem tư liệu âm nhạc trên máy; nói rõ tên bài, tên tác giả khi giới thiệu.</w:t>
             </w:r>
           </w:p>
         </w:tc>
@@ -4209,19 +4375,6 @@
               <w:spacing w:after="0"/>
             </w:pPr>
             <w:r/>
-            <w:r>
-              <w:rPr>
-                <w:b w:val="0"/>
-                <w:i w:val="0"/>
-                <w:sz w:val="18"/>
-              </w:rPr>
-              <w:t>NLS-ST (Cơ bản 2): ghi âm/quay lại phần trình bày của nhóm; chỉ chia sẻ trong lớp.</w:t>
-            </w:r>
-          </w:p>
-          <w:p>
-            <w:pPr>
-              <w:spacing w:after="0"/>
-            </w:pPr>
             <w:r>
               <w:rPr>
                 <w:b w:val="0"/>
@@ -4345,7 +4498,33 @@
                 <w:i w:val="0"/>
                 <w:sz w:val="18"/>
               </w:rPr>
-              <w:t>NLS-AT (Cơ bản 2): nghe nhạc với âm lượng vừa phải; hát bài của ai thì giới thiệu rõ tên tác giả.</w:t>
+              <w:t>NLS-KT (Cơ bản 2): GV mở bản thu mẫu bài “Em yêu mùa hè quê em” từ học liệu điện tử của bộ sách</w:t>
+            </w:r>
+          </w:p>
+          <w:p>
+            <w:pPr>
+              <w:spacing w:after="0"/>
+            </w:pPr>
+            <w:r>
+              <w:rPr>
+                <w:b w:val="0"/>
+                <w:i w:val="0"/>
+                <w:sz w:val="18"/>
+              </w:rPr>
+              <w:t>NLS-ST (Cơ bản 2): Tập xong, mỗi tổ tự thu âm phần trình bày bài “Em yêu mùa hè quê em” bằng điện thoại hoặc máy tính của lớp</w:t>
+            </w:r>
+          </w:p>
+          <w:p>
+            <w:pPr>
+              <w:spacing w:after="0"/>
+            </w:pPr>
+            <w:r>
+              <w:rPr>
+                <w:b w:val="0"/>
+                <w:i w:val="0"/>
+                <w:sz w:val="18"/>
+              </w:rPr>
+              <w:t>NLS-AT: Chỉ lấy bản thu từ học liệu của bộ sách hoặc kênh chính thức của nhà xuất bản</w:t>
             </w:r>
           </w:p>
         </w:tc>
@@ -4578,7 +4757,33 @@
                 <w:i w:val="0"/>
                 <w:sz w:val="18"/>
               </w:rPr>
-              <w:t>NLS-KT (Cơ bản 2): nghe/xem tư liệu âm nhạc trên máy; nói rõ tên bài, tên tác giả khi giới thiệu.</w:t>
+              <w:t>NLS-KT (Cơ bản 2): GV mở bản ghi hình buổi biểu diễn tác phẩm “Khúc ca vào hè” (Trương Tuyết Mai)</w:t>
+            </w:r>
+          </w:p>
+          <w:p>
+            <w:pPr>
+              <w:spacing w:after="0"/>
+            </w:pPr>
+            <w:r>
+              <w:rPr>
+                <w:b w:val="0"/>
+                <w:i w:val="0"/>
+                <w:sz w:val="18"/>
+              </w:rPr>
+              <w:t>AI-NB (Cơ bản 2): GV mở thêm một đoạn nhạc do máy tự sinh theo phong cách gần giống rồi cho HS nghe đối chiếu với bản do nghệ sĩ biểu diễn</w:t>
+            </w:r>
+          </w:p>
+          <w:p>
+            <w:pPr>
+              <w:spacing w:after="0"/>
+            </w:pPr>
+            <w:r>
+              <w:rPr>
+                <w:b w:val="0"/>
+                <w:i w:val="0"/>
+                <w:sz w:val="18"/>
+              </w:rPr>
+              <w:t>NLS-AT: Bản ghi hình “Khúc ca vào hè” phải lấy từ kênh chính thức của nhà hát</w:t>
             </w:r>
           </w:p>
           <w:p>

--- a/assets/docs/lop4/Am nhac - Lop 4.docx
+++ b/assets/docs/lop4/Am nhac - Lop 4.docx
@@ -1026,6 +1026,45 @@
                 <w:i w:val="0"/>
                 <w:sz w:val="18"/>
               </w:rPr>
+              <w:t>NLS-ST (Cơ bản 2): Ở tiết Vận dụng – Sáng tạo tổng kết chủ đề “Âm thanh ngày mới”</w:t>
+            </w:r>
+          </w:p>
+          <w:p>
+            <w:pPr>
+              <w:spacing w:after="0"/>
+            </w:pPr>
+            <w:r>
+              <w:rPr>
+                <w:b w:val="0"/>
+                <w:i w:val="0"/>
+                <w:sz w:val="18"/>
+              </w:rPr>
+              <w:t>NLS-GT (Cơ bản 2): Cả lớp xem lại bản quay và nhận xét theo ba tiêu chí chiếu sẵn trên màn hình: hát đúng giai điệu, gõ đệm đúng phách</w:t>
+            </w:r>
+          </w:p>
+          <w:p>
+            <w:pPr>
+              <w:spacing w:after="0"/>
+            </w:pPr>
+            <w:r>
+              <w:rPr>
+                <w:b w:val="0"/>
+                <w:i w:val="0"/>
+                <w:sz w:val="18"/>
+              </w:rPr>
+              <w:t>NLS-AT: GV hỏi ý kiến HS trước khi quay</w:t>
+            </w:r>
+          </w:p>
+          <w:p>
+            <w:pPr>
+              <w:spacing w:after="0"/>
+            </w:pPr>
+            <w:r>
+              <w:rPr>
+                <w:b w:val="0"/>
+                <w:i w:val="0"/>
+                <w:sz w:val="18"/>
+              </w:rPr>
               <w:t>KNS: KN tự tin biểu diễn trước tập thể và phối hợp cùng nhóm.</w:t>
             </w:r>
           </w:p>
@@ -1571,7 +1610,7 @@
                 <w:i w:val="0"/>
                 <w:sz w:val="18"/>
               </w:rPr>
-              <w:t>QPAN: Chọn bài hát ca ngợi quê hương, đất nước, hoà bình; liên hệ bản đồ hành chính Việt Nam và chủ quyền của Việt Nam đối với quần đảo Hoàng Sa, Trường Sa.</w:t>
+              <w:t>NLS-KT (Cơ bản 2): Ở tiết tổng kết chủ đề “Giai điệu quê hương”, GV mở bản thu các bài đã học và một vài trích đoạn dân ca cùng vùng miền</w:t>
             </w:r>
           </w:p>
           <w:p>
@@ -1584,7 +1623,33 @@
                 <w:i w:val="0"/>
                 <w:sz w:val="18"/>
               </w:rPr>
-              <w:t>KNS: KN tự tin biểu diễn trước tập thể và phối hợp cùng nhóm.</w:t>
+              <w:t>NLS-ST (Cơ bản 2): Các nhóm dàn dựng tiết mục hát kết hợp gõ đệm, vận động; GV quay lại rồi chiếu cho cả lớp xem</w:t>
+            </w:r>
+          </w:p>
+          <w:p>
+            <w:pPr>
+              <w:spacing w:after="0"/>
+            </w:pPr>
+            <w:r>
+              <w:rPr>
+                <w:b w:val="0"/>
+                <w:i w:val="0"/>
+                <w:sz w:val="18"/>
+              </w:rPr>
+              <w:t>NLS-AT: GV hỏi ý kiến HS trước khi quay, bản quay chỉ mở trong lớp rồi xoá</w:t>
+            </w:r>
+          </w:p>
+          <w:p>
+            <w:pPr>
+              <w:spacing w:after="0"/>
+            </w:pPr>
+            <w:r>
+              <w:rPr>
+                <w:b w:val="0"/>
+                <w:i w:val="0"/>
+                <w:sz w:val="18"/>
+              </w:rPr>
+              <w:t>QPAN: Chọn bài hát ca ngợi quê hương, đất nước, hoà bình; liên hệ bản đồ hành chính Việt Nam và chủ quyền của Việt Nam đối với quần đảo Hoàng Sa, Trường Sa.</w:t>
             </w:r>
           </w:p>
         </w:tc>
@@ -2097,6 +2162,45 @@
               <w:spacing w:after="0"/>
             </w:pPr>
             <w:r/>
+            <w:r>
+              <w:rPr>
+                <w:b w:val="0"/>
+                <w:i w:val="0"/>
+                <w:sz w:val="18"/>
+              </w:rPr>
+              <w:t>NLS-KT (Cơ bản 2): Ở tiết tổng kết chủ đề “Thầy cô với chúng em”, GV mở bản thu các bài đã học trong chủ đề cho HS nghe đoán tên bài</w:t>
+            </w:r>
+          </w:p>
+          <w:p>
+            <w:pPr>
+              <w:spacing w:after="0"/>
+            </w:pPr>
+            <w:r>
+              <w:rPr>
+                <w:b w:val="0"/>
+                <w:i w:val="0"/>
+                <w:sz w:val="18"/>
+              </w:rPr>
+              <w:t>NLS-ST (Cơ bản 2): Các nhóm dàn dựng tiết mục hát kết hợp gõ đệm và vận động; GV quay lại rồi chiếu cho cả lớp xem</w:t>
+            </w:r>
+          </w:p>
+          <w:p>
+            <w:pPr>
+              <w:spacing w:after="0"/>
+            </w:pPr>
+            <w:r>
+              <w:rPr>
+                <w:b w:val="0"/>
+                <w:i w:val="0"/>
+                <w:sz w:val="18"/>
+              </w:rPr>
+              <w:t>NLS-AT: GV hỏi ý kiến HS trước khi quay, bản quay chỉ mở trong lớp rồi xoá</w:t>
+            </w:r>
+          </w:p>
+          <w:p>
+            <w:pPr>
+              <w:spacing w:after="0"/>
+            </w:pPr>
             <w:r>
               <w:rPr>
                 <w:b w:val="0"/>

--- a/assets/docs/lop4/Am nhac - Lop 4.docx
+++ b/assets/docs/lop4/Am nhac - Lop 4.docx
@@ -624,33 +624,7 @@
                 <w:i w:val="0"/>
                 <w:sz w:val="18"/>
               </w:rPr>
-              <w:t>NLS-KT (Cơ bản 2): GV chiếu khuông nhạc, khoá Son và vị trí các nốt Đô, Rê, Mi, Pha, Son</w:t>
-            </w:r>
-          </w:p>
-          <w:p>
-            <w:pPr>
-              <w:spacing w:after="0"/>
-            </w:pPr>
-            <w:r>
-              <w:rPr>
-                <w:b w:val="0"/>
-                <w:i w:val="0"/>
-                <w:sz w:val="18"/>
-              </w:rPr>
-              <w:t>NLS-GQVĐ (Cơ bản 2): HS làm bài tập tương tác trên máy tính lớp: kéo nốt vào đúng dòng, khe của khuông nhạc, chọn tên nốt đúng với âm thanh vừa nghe</w:t>
-            </w:r>
-          </w:p>
-          <w:p>
-            <w:pPr>
-              <w:spacing w:after="0"/>
-            </w:pPr>
-            <w:r>
-              <w:rPr>
-                <w:b w:val="0"/>
-                <w:i w:val="0"/>
-                <w:sz w:val="18"/>
-              </w:rPr>
-              <w:t>NLS-AT: Chỉ mở học liệu và phần mềm GV đã chuẩn bị sẵn trên máy của lớp</w:t>
+              <w:t>NLS-KT (Cơ bản 2): Chiếu khuông nhạc, khoá Son và vị trí các nốt Đô, Rê, Mi, Pha, Son, La lên màn hình khi dạy “Làm quen với kí hiệu ghi nhạc”.</w:t>
             </w:r>
           </w:p>
         </w:tc>
@@ -767,33 +741,7 @@
                 <w:i w:val="0"/>
                 <w:sz w:val="18"/>
               </w:rPr>
-              <w:t>NLS-KT (Cơ bản 2): GV mở bản thu mẫu bài hát “Chuông gió leng keng” (Nhạc và lời: Lê Vinh Phúc) trên máy tính lớp</w:t>
-            </w:r>
-          </w:p>
-          <w:p>
-            <w:pPr>
-              <w:spacing w:after="0"/>
-            </w:pPr>
-            <w:r>
-              <w:rPr>
-                <w:b w:val="0"/>
-                <w:i w:val="0"/>
-                <w:sz w:val="18"/>
-              </w:rPr>
-              <w:t>NLS-ST (Cơ bản 2): Sau khi tập, mỗi tổ dùng điện thoại của GV thu âm phần hát kết hợp vỗ tay theo phách của tổ</w:t>
-            </w:r>
-          </w:p>
-          <w:p>
-            <w:pPr>
-              <w:spacing w:after="0"/>
-            </w:pPr>
-            <w:r>
-              <w:rPr>
-                <w:b w:val="0"/>
-                <w:i w:val="0"/>
-                <w:sz w:val="18"/>
-              </w:rPr>
-              <w:t>NLS-AT: Chỉ lấy bản thu từ học liệu của bộ sách hoặc kênh chính thức của nhà xuất bản</w:t>
+              <w:t>NLS-ST (Cơ bản 2): Sau khi tập, mỗi tổ dùng điện thoại của GV thu âm phần hát kết hợp vỗ tay theo phách của tổ.</w:t>
             </w:r>
           </w:p>
         </w:tc>
@@ -1026,33 +974,7 @@
                 <w:i w:val="0"/>
                 <w:sz w:val="18"/>
               </w:rPr>
-              <w:t>NLS-ST (Cơ bản 2): Ở tiết Vận dụng – Sáng tạo tổng kết chủ đề “Âm thanh ngày mới”</w:t>
-            </w:r>
-          </w:p>
-          <w:p>
-            <w:pPr>
-              <w:spacing w:after="0"/>
-            </w:pPr>
-            <w:r>
-              <w:rPr>
-                <w:b w:val="0"/>
-                <w:i w:val="0"/>
-                <w:sz w:val="18"/>
-              </w:rPr>
-              <w:t>NLS-GT (Cơ bản 2): Cả lớp xem lại bản quay và nhận xét theo ba tiêu chí chiếu sẵn trên màn hình: hát đúng giai điệu, gõ đệm đúng phách</w:t>
-            </w:r>
-          </w:p>
-          <w:p>
-            <w:pPr>
-              <w:spacing w:after="0"/>
-            </w:pPr>
-            <w:r>
-              <w:rPr>
-                <w:b w:val="0"/>
-                <w:i w:val="0"/>
-                <w:sz w:val="18"/>
-              </w:rPr>
-              <w:t>NLS-AT: GV hỏi ý kiến HS trước khi quay</w:t>
+              <w:t>NLS-GT (Cơ bản 2): Cả lớp xem lại bản quay và nhận xét theo ba tiêu chí chiếu sẵn trên màn hình.</w:t>
             </w:r>
           </w:p>
           <w:p>
@@ -1182,33 +1104,7 @@
                 <w:i w:val="0"/>
                 <w:sz w:val="18"/>
               </w:rPr>
-              <w:t>NLS-KT (Cơ bản 2): GV mở bản thu mẫu bài “Chim sáo” từ học liệu điện tử của bộ sách</w:t>
-            </w:r>
-          </w:p>
-          <w:p>
-            <w:pPr>
-              <w:spacing w:after="0"/>
-            </w:pPr>
-            <w:r>
-              <w:rPr>
-                <w:b w:val="0"/>
-                <w:i w:val="0"/>
-                <w:sz w:val="18"/>
-              </w:rPr>
-              <w:t>NLS-ST (Cơ bản 2): Tập xong, mỗi tổ tự thu âm phần trình bày bài “Chim sáo” bằng điện thoại hoặc máy tính của lớp</w:t>
-            </w:r>
-          </w:p>
-          <w:p>
-            <w:pPr>
-              <w:spacing w:after="0"/>
-            </w:pPr>
-            <w:r>
-              <w:rPr>
-                <w:b w:val="0"/>
-                <w:i w:val="0"/>
-                <w:sz w:val="18"/>
-              </w:rPr>
-              <w:t>NLS-AT: Chỉ lấy bản thu từ học liệu của bộ sách hoặc kênh chính thức của nhà xuất bản</w:t>
+              <w:t>NLS-KT (Cơ bản 2): Mở bản thu mẫu bài “Chim sáo” từ học liệu điện tử của bộ sách, chỉ cho HS dòng ghi tác giả “Dân ca Khơ-me – Nam Bộ, sưu tầm: Đặng Nguyễn”.</w:t>
             </w:r>
           </w:p>
           <w:p>
@@ -1454,33 +1350,7 @@
                 <w:i w:val="0"/>
                 <w:sz w:val="18"/>
               </w:rPr>
-              <w:t>NLS-KT (Cơ bản 2): GV chiếu đoạn phim quay cận cảnh cho nội dung “Giới thiệu đàn tranh”: nhìn rõ hình dáng, chất liệu, số dây hoặc số lỗ</w:t>
-            </w:r>
-          </w:p>
-          <w:p>
-            <w:pPr>
-              <w:spacing w:after="0"/>
-            </w:pPr>
-            <w:r>
-              <w:rPr>
-                <w:b w:val="0"/>
-                <w:i w:val="0"/>
-                <w:sz w:val="18"/>
-              </w:rPr>
-              <w:t>NLS-GQVĐ (Cơ bản 2): HS làm bài tập nghe tương tác có chấm ngay: GV mở lần lượt vài đoạn nhạc ngắn</w:t>
-            </w:r>
-          </w:p>
-          <w:p>
-            <w:pPr>
-              <w:spacing w:after="0"/>
-            </w:pPr>
-            <w:r>
-              <w:rPr>
-                <w:b w:val="0"/>
-                <w:i w:val="0"/>
-                <w:sz w:val="18"/>
-              </w:rPr>
-              <w:t>NLS-AT: Tư liệu về “Giới thiệu đàn tranh” phải lấy từ trang của nhà xuất bản, nhà hát</w:t>
+              <w:t>NLS-GQVĐ (Cơ bản 2): HS làm bài tập nghe tương tác có chấm ngay.</w:t>
             </w:r>
           </w:p>
           <w:p>
@@ -1610,33 +1480,7 @@
                 <w:i w:val="0"/>
                 <w:sz w:val="18"/>
               </w:rPr>
-              <w:t>NLS-KT (Cơ bản 2): Ở tiết tổng kết chủ đề “Giai điệu quê hương”, GV mở bản thu các bài đã học và một vài trích đoạn dân ca cùng vùng miền</w:t>
-            </w:r>
-          </w:p>
-          <w:p>
-            <w:pPr>
-              <w:spacing w:after="0"/>
-            </w:pPr>
-            <w:r>
-              <w:rPr>
-                <w:b w:val="0"/>
-                <w:i w:val="0"/>
-                <w:sz w:val="18"/>
-              </w:rPr>
-              <w:t>NLS-ST (Cơ bản 2): Các nhóm dàn dựng tiết mục hát kết hợp gõ đệm, vận động; GV quay lại rồi chiếu cho cả lớp xem</w:t>
-            </w:r>
-          </w:p>
-          <w:p>
-            <w:pPr>
-              <w:spacing w:after="0"/>
-            </w:pPr>
-            <w:r>
-              <w:rPr>
-                <w:b w:val="0"/>
-                <w:i w:val="0"/>
-                <w:sz w:val="18"/>
-              </w:rPr>
-              <w:t>NLS-AT: GV hỏi ý kiến HS trước khi quay, bản quay chỉ mở trong lớp rồi xoá</w:t>
+              <w:t>NLS-KT (Cơ bản 2): Ở tiết tổng kết chủ đề “Giai điệu quê hương”.</w:t>
             </w:r>
           </w:p>
           <w:p>
@@ -1766,33 +1610,7 @@
                 <w:i w:val="0"/>
                 <w:sz w:val="18"/>
               </w:rPr>
-              <w:t>NLS-KT (Cơ bản 2): GV dùng học liệu số về Giới thiệu các hình nốt: khuông nhạc hiện trên màn hình</w:t>
-            </w:r>
-          </w:p>
-          <w:p>
-            <w:pPr>
-              <w:spacing w:after="0"/>
-            </w:pPr>
-            <w:r>
-              <w:rPr>
-                <w:b w:val="0"/>
-                <w:i w:val="0"/>
-                <w:sz w:val="18"/>
-              </w:rPr>
-              <w:t>NLS-GQVĐ (Cơ bản 2): HS làm bộ bài tập tương tác có chấm ngay về Giới thiệu các hình nốt: đặt nốt vào đúng vị trí trên khuông</w:t>
-            </w:r>
-          </w:p>
-          <w:p>
-            <w:pPr>
-              <w:spacing w:after="0"/>
-            </w:pPr>
-            <w:r>
-              <w:rPr>
-                <w:b w:val="0"/>
-                <w:i w:val="0"/>
-                <w:sz w:val="18"/>
-              </w:rPr>
-              <w:t>NLS-AT: Chỉ mở học liệu và phần mềm GV đã chuẩn bị sẵn trên máy của lớp</w:t>
+              <w:t>NLS-GQVĐ (Cơ bản 2): HS làm bộ bài tập tương tác có chấm ngay về Giới thiệu các hình nốt.</w:t>
             </w:r>
           </w:p>
         </w:tc>
@@ -1909,33 +1727,7 @@
                 <w:i w:val="0"/>
                 <w:sz w:val="18"/>
               </w:rPr>
-              <w:t>NLS-KT (Cơ bản 2): GV mở bản thu mẫu bài “Nếu em là...” từ học liệu điện tử của bộ sách</w:t>
-            </w:r>
-          </w:p>
-          <w:p>
-            <w:pPr>
-              <w:spacing w:after="0"/>
-            </w:pPr>
-            <w:r>
-              <w:rPr>
-                <w:b w:val="0"/>
-                <w:i w:val="0"/>
-                <w:sz w:val="18"/>
-              </w:rPr>
-              <w:t>NLS-ST (Cơ bản 2): Tập xong, mỗi tổ tự thu âm phần trình bày bài “Nếu em là...” bằng điện thoại hoặc máy tính của lớp</w:t>
-            </w:r>
-          </w:p>
-          <w:p>
-            <w:pPr>
-              <w:spacing w:after="0"/>
-            </w:pPr>
-            <w:r>
-              <w:rPr>
-                <w:b w:val="0"/>
-                <w:i w:val="0"/>
-                <w:sz w:val="18"/>
-              </w:rPr>
-              <w:t>NLS-AT: Chỉ lấy bản thu từ học liệu của bộ sách hoặc kênh chính thức của nhà xuất bản</w:t>
+              <w:t>NLS-KT (Cơ bản 2): Mở bản thu mẫu bài “Nếu em là...” từ học liệu điện tử của bộ sách, chỉ cho HS dòng ghi tác.</w:t>
             </w:r>
           </w:p>
         </w:tc>
@@ -2168,33 +1960,7 @@
                 <w:i w:val="0"/>
                 <w:sz w:val="18"/>
               </w:rPr>
-              <w:t>NLS-KT (Cơ bản 2): Ở tiết tổng kết chủ đề “Thầy cô với chúng em”, GV mở bản thu các bài đã học trong chủ đề cho HS nghe đoán tên bài</w:t>
-            </w:r>
-          </w:p>
-          <w:p>
-            <w:pPr>
-              <w:spacing w:after="0"/>
-            </w:pPr>
-            <w:r>
-              <w:rPr>
-                <w:b w:val="0"/>
-                <w:i w:val="0"/>
-                <w:sz w:val="18"/>
-              </w:rPr>
-              <w:t>NLS-ST (Cơ bản 2): Các nhóm dàn dựng tiết mục hát kết hợp gõ đệm và vận động; GV quay lại rồi chiếu cho cả lớp xem</w:t>
-            </w:r>
-          </w:p>
-          <w:p>
-            <w:pPr>
-              <w:spacing w:after="0"/>
-            </w:pPr>
-            <w:r>
-              <w:rPr>
-                <w:b w:val="0"/>
-                <w:i w:val="0"/>
-                <w:sz w:val="18"/>
-              </w:rPr>
-              <w:t>NLS-AT: GV hỏi ý kiến HS trước khi quay, bản quay chỉ mở trong lớp rồi xoá</w:t>
+              <w:t>NLS-ST (Cơ bản 2): Các nhóm dàn dựng tiết mục hát kết hợp gõ đệm và vận động; GV quay lại.</w:t>
             </w:r>
           </w:p>
           <w:p>
@@ -2324,33 +2090,7 @@
                 <w:i w:val="0"/>
                 <w:sz w:val="18"/>
               </w:rPr>
-              <w:t>NLS-KT (Cơ bản 2): GV mở bản thu mẫu bài “Tết là Tết” từ học liệu điện tử của bộ sách</w:t>
-            </w:r>
-          </w:p>
-          <w:p>
-            <w:pPr>
-              <w:spacing w:after="0"/>
-            </w:pPr>
-            <w:r>
-              <w:rPr>
-                <w:b w:val="0"/>
-                <w:i w:val="0"/>
-                <w:sz w:val="18"/>
-              </w:rPr>
-              <w:t>NLS-ST (Cơ bản 2): Tập xong, mỗi tổ tự thu âm phần trình bày bài “Tết là Tết” bằng điện thoại hoặc máy tính của lớp</w:t>
-            </w:r>
-          </w:p>
-          <w:p>
-            <w:pPr>
-              <w:spacing w:after="0"/>
-            </w:pPr>
-            <w:r>
-              <w:rPr>
-                <w:b w:val="0"/>
-                <w:i w:val="0"/>
-                <w:sz w:val="18"/>
-              </w:rPr>
-              <w:t>NLS-AT: Chỉ lấy bản thu từ học liệu của bộ sách hoặc kênh chính thức của nhà xuất bản</w:t>
+              <w:t>NLS-KT (Cơ bản 2): Mở bản thu mẫu bài “Tết là Tết” từ học liệu điện tử của bộ sách, chỉ cho HS dòng ghi tác.</w:t>
             </w:r>
           </w:p>
         </w:tc>
@@ -2583,33 +2323,7 @@
                 <w:i w:val="0"/>
                 <w:sz w:val="18"/>
               </w:rPr>
-              <w:t>NLS-KT (Cơ bản 2): GV mở bản kể chuyện có nhạc minh hoạ cho “Câu chuyện âm nhạc Pi-tơ và chó sói (Phỏng theo: Séc-gây Pơ-rô-cô-phi-ép)”</w:t>
-            </w:r>
-          </w:p>
-          <w:p>
-            <w:pPr>
-              <w:spacing w:after="0"/>
-            </w:pPr>
-            <w:r>
-              <w:rPr>
-                <w:b w:val="0"/>
-                <w:i w:val="0"/>
-                <w:sz w:val="18"/>
-              </w:rPr>
-              <w:t>NLS-GQVĐ (Cơ bản 2): HS làm bài tập tương tác có chấm ngay về “Câu chuyện âm nhạc Pi-tơ và chó sói (Phỏng theo: Séc-gây Pơ-rô-cô-phi-ép)”: nghe đoạn nhạc rồi chọn đúng</w:t>
-            </w:r>
-          </w:p>
-          <w:p>
-            <w:pPr>
-              <w:spacing w:after="0"/>
-            </w:pPr>
-            <w:r>
-              <w:rPr>
-                <w:b w:val="0"/>
-                <w:i w:val="0"/>
-                <w:sz w:val="18"/>
-              </w:rPr>
-              <w:t>NLS-AT: Tư liệu về “Câu chuyện âm nhạc Pi-tơ và chó sói (Phỏng theo: Séc-gây Pơ-rô-cô-phi-ép)” phải lấy từ</w:t>
+              <w:t>NLS-GQVĐ (Cơ bản 2): HS làm bài tập tương tác có chấm ngay về “Câu chuyện âm nhạc Pi-tơ và chó sói (Phỏng theo: Séc-gây Pơ-rô-cô-phi-ép)”: nghe đoạn nhạc.</w:t>
             </w:r>
           </w:p>
         </w:tc>
@@ -2720,6 +2434,19 @@
               <w:spacing w:after="0"/>
             </w:pPr>
             <w:r/>
+            <w:r>
+              <w:rPr>
+                <w:b w:val="0"/>
+                <w:i w:val="0"/>
+                <w:sz w:val="18"/>
+              </w:rPr>
+              <w:t>NLS-KT (Cơ bản 2): Ở phần Khởi động tổng kết chủ đề “Vui đón Tết”, GV mở lần lượt các đoạn giai điệu đã học từ.</w:t>
+            </w:r>
+          </w:p>
+          <w:p>
+            <w:pPr>
+              <w:spacing w:after="0"/>
+            </w:pPr>
             <w:r>
               <w:rPr>
                 <w:b w:val="0"/>
@@ -3099,33 +2826,7 @@
                 <w:i w:val="0"/>
                 <w:sz w:val="18"/>
               </w:rPr>
-              <w:t>NLS-KT (Cơ bản 2): GV dùng học liệu số về Dấu lặng: khuông nhạc hiện trên màn hình, GV kéo nốt lên xuống thì máy phát ngay âm thanh tương ứng</w:t>
-            </w:r>
-          </w:p>
-          <w:p>
-            <w:pPr>
-              <w:spacing w:after="0"/>
-            </w:pPr>
-            <w:r>
-              <w:rPr>
-                <w:b w:val="0"/>
-                <w:i w:val="0"/>
-                <w:sz w:val="18"/>
-              </w:rPr>
-              <w:t>NLS-GQVĐ (Cơ bản 2): HS làm bộ bài tập tương tác có chấm ngay về Dấu lặng: đặt nốt vào đúng vị trí trên khuông</w:t>
-            </w:r>
-          </w:p>
-          <w:p>
-            <w:pPr>
-              <w:spacing w:after="0"/>
-            </w:pPr>
-            <w:r>
-              <w:rPr>
-                <w:b w:val="0"/>
-                <w:i w:val="0"/>
-                <w:sz w:val="18"/>
-              </w:rPr>
-              <w:t>NLS-AT: Chỉ mở học liệu và phần mềm GV đã chuẩn bị sẵn trên máy của lớp</w:t>
+              <w:t>NLS-GQVĐ (Cơ bản 2): HS làm bộ bài tập tương tác có chấm ngay về Dấu lặng.</w:t>
             </w:r>
           </w:p>
         </w:tc>
@@ -3242,33 +2943,7 @@
                 <w:i w:val="0"/>
                 <w:sz w:val="18"/>
               </w:rPr>
-              <w:t>NLS-KT (Cơ bản 2): GV mở bản thu mẫu bài “Hạt mưa kể chuyện” từ học liệu điện tử của bộ sách</w:t>
-            </w:r>
-          </w:p>
-          <w:p>
-            <w:pPr>
-              <w:spacing w:after="0"/>
-            </w:pPr>
-            <w:r>
-              <w:rPr>
-                <w:b w:val="0"/>
-                <w:i w:val="0"/>
-                <w:sz w:val="18"/>
-              </w:rPr>
-              <w:t>NLS-ST (Cơ bản 2): Tập xong, mỗi tổ tự thu âm phần trình bày bài “Hạt mưa kể chuyện” bằng điện thoại hoặc máy tính của lớp</w:t>
-            </w:r>
-          </w:p>
-          <w:p>
-            <w:pPr>
-              <w:spacing w:after="0"/>
-            </w:pPr>
-            <w:r>
-              <w:rPr>
-                <w:b w:val="0"/>
-                <w:i w:val="0"/>
-                <w:sz w:val="18"/>
-              </w:rPr>
-              <w:t>NLS-AT: Chỉ lấy bản thu từ học liệu của bộ sách hoặc kênh chính thức của nhà xuất bản</w:t>
+              <w:t>NLS-KT (Cơ bản 2): Mở bản thu mẫu bài “Hạt mưa kể chuyện” từ học liệu điện tử của bộ sách, chỉ cho HS dòng ghi.</w:t>
             </w:r>
           </w:p>
         </w:tc>
@@ -3501,6 +3176,19 @@
                 <w:i w:val="0"/>
                 <w:sz w:val="18"/>
               </w:rPr>
+              <w:t>NLS-ST (Cơ bản 2): Ở phần Vận dụng – Sáng tạo, GV quay tiết mục của từng nhóm bằng điện thoại.</w:t>
+            </w:r>
+          </w:p>
+          <w:p>
+            <w:pPr>
+              <w:spacing w:after="0"/>
+            </w:pPr>
+            <w:r>
+              <w:rPr>
+                <w:b w:val="0"/>
+                <w:i w:val="0"/>
+                <w:sz w:val="18"/>
+              </w:rPr>
               <w:t>KNS: KN tự tin biểu diễn trước tập thể và phối hợp cùng nhóm.</w:t>
             </w:r>
           </w:p>
@@ -3618,33 +3306,7 @@
                 <w:i w:val="0"/>
                 <w:sz w:val="18"/>
               </w:rPr>
-              <w:t>NLS-KT (Cơ bản 2): GV mở bản thu mẫu bài “Tình bạn tuổi thơ” từ học liệu điện tử của bộ sách</w:t>
-            </w:r>
-          </w:p>
-          <w:p>
-            <w:pPr>
-              <w:spacing w:after="0"/>
-            </w:pPr>
-            <w:r>
-              <w:rPr>
-                <w:b w:val="0"/>
-                <w:i w:val="0"/>
-                <w:sz w:val="18"/>
-              </w:rPr>
-              <w:t>NLS-ST (Cơ bản 2): Tập xong, mỗi tổ tự thu âm phần trình bày bài “Tình bạn tuổi thơ” bằng điện thoại hoặc máy tính của lớp</w:t>
-            </w:r>
-          </w:p>
-          <w:p>
-            <w:pPr>
-              <w:spacing w:after="0"/>
-            </w:pPr>
-            <w:r>
-              <w:rPr>
-                <w:b w:val="0"/>
-                <w:i w:val="0"/>
-                <w:sz w:val="18"/>
-              </w:rPr>
-              <w:t>NLS-AT: Chỉ lấy bản thu từ học liệu của bộ sách hoặc kênh chính thức của nhà xuất bản</w:t>
+              <w:t>NLS-KT (Cơ bản 2): Mở bản thu mẫu bài “Tình bạn tuổi thơ” từ học liệu điện tử của bộ sách, chỉ cho HS dòng ghi.</w:t>
             </w:r>
           </w:p>
         </w:tc>
@@ -3877,6 +3539,7 @@
                 <w:i w:val="0"/>
                 <w:sz w:val="18"/>
               </w:rPr>
+              <w:t>NLS-ST (Cơ bản 2): Ở phần Luyện tập, GV ghi âm phần hoà tấu của từng nhóm.</w:t>
             </w:r>
           </w:p>
         </w:tc>
@@ -3987,6 +3650,19 @@
               <w:spacing w:after="0"/>
             </w:pPr>
             <w:r/>
+            <w:r>
+              <w:rPr>
+                <w:b w:val="0"/>
+                <w:i w:val="0"/>
+                <w:sz w:val="18"/>
+              </w:rPr>
+              <w:t>NLS-KT (Cơ bản 2): Ở phần Khởi động tổng kết chủ đề “Tình bạn tuổi thơ”, GV mở lần lượt các đoạn giai điệu đã học.</w:t>
+            </w:r>
+          </w:p>
+          <w:p>
+            <w:pPr>
+              <w:spacing w:after="0"/>
+            </w:pPr>
             <w:r>
               <w:rPr>
                 <w:b w:val="0"/>
@@ -4226,33 +3902,7 @@
                 <w:i w:val="0"/>
                 <w:sz w:val="18"/>
               </w:rPr>
-              <w:t>NLS-KT (Cơ bản 2): GV mở bản thu mẫu bài “Miền quê em” từ học liệu điện tử của bộ sách, chỉ cho HS dòng ghi tác giả “Nhạc: Ka-ba-lép-xki – Nga</w:t>
-            </w:r>
-          </w:p>
-          <w:p>
-            <w:pPr>
-              <w:spacing w:after="0"/>
-            </w:pPr>
-            <w:r>
-              <w:rPr>
-                <w:b w:val="0"/>
-                <w:i w:val="0"/>
-                <w:sz w:val="18"/>
-              </w:rPr>
-              <w:t>NLS-ST (Cơ bản 2): Tập xong, mỗi tổ tự thu âm phần trình bày bài “Miền quê em” bằng điện thoại hoặc máy tính của lớp</w:t>
-            </w:r>
-          </w:p>
-          <w:p>
-            <w:pPr>
-              <w:spacing w:after="0"/>
-            </w:pPr>
-            <w:r>
-              <w:rPr>
-                <w:b w:val="0"/>
-                <w:i w:val="0"/>
-                <w:sz w:val="18"/>
-              </w:rPr>
-              <w:t>NLS-AT: Chỉ lấy bản thu từ học liệu của bộ sách hoặc kênh chính thức của nhà xuất bản</w:t>
+              <w:t>NLS-ST (Cơ bản 2): Tập xong, mỗi tổ tự thu âm phần trình bày bài “Miền quê em” bằng điện thoại hoặc máy tính của lớp, nghe lại.</w:t>
             </w:r>
           </w:p>
         </w:tc>
@@ -4485,6 +4135,19 @@
                 <w:i w:val="0"/>
                 <w:sz w:val="18"/>
               </w:rPr>
+              <w:t>NLS-KT (Cơ bản 2): Ở phần Khởi động tổng kết chủ đề “Âm nhạc nước ngoài”, GV mở lần lượt các đoạn giai điệu đã học.</w:t>
+            </w:r>
+          </w:p>
+          <w:p>
+            <w:pPr>
+              <w:spacing w:after="0"/>
+            </w:pPr>
+            <w:r>
+              <w:rPr>
+                <w:b w:val="0"/>
+                <w:i w:val="0"/>
+                <w:sz w:val="18"/>
+              </w:rPr>
               <w:t>KNS: KN tự tin biểu diễn trước tập thể và phối hợp cùng nhóm.</w:t>
             </w:r>
           </w:p>
@@ -4602,33 +4265,7 @@
                 <w:i w:val="0"/>
                 <w:sz w:val="18"/>
               </w:rPr>
-              <w:t>NLS-KT (Cơ bản 2): GV mở bản thu mẫu bài “Em yêu mùa hè quê em” từ học liệu điện tử của bộ sách</w:t>
-            </w:r>
-          </w:p>
-          <w:p>
-            <w:pPr>
-              <w:spacing w:after="0"/>
-            </w:pPr>
-            <w:r>
-              <w:rPr>
-                <w:b w:val="0"/>
-                <w:i w:val="0"/>
-                <w:sz w:val="18"/>
-              </w:rPr>
-              <w:t>NLS-ST (Cơ bản 2): Tập xong, mỗi tổ tự thu âm phần trình bày bài “Em yêu mùa hè quê em” bằng điện thoại hoặc máy tính của lớp</w:t>
-            </w:r>
-          </w:p>
-          <w:p>
-            <w:pPr>
-              <w:spacing w:after="0"/>
-            </w:pPr>
-            <w:r>
-              <w:rPr>
-                <w:b w:val="0"/>
-                <w:i w:val="0"/>
-                <w:sz w:val="18"/>
-              </w:rPr>
-              <w:t>NLS-AT: Chỉ lấy bản thu từ học liệu của bộ sách hoặc kênh chính thức của nhà xuất bản</w:t>
+              <w:t>NLS-ST (Cơ bản 2): Tập xong, mỗi tổ tự thu âm phần trình bày bài “Em yêu mùa hè quê em” bằng điện thoại.</w:t>
             </w:r>
           </w:p>
         </w:tc>
@@ -4861,33 +4498,7 @@
                 <w:i w:val="0"/>
                 <w:sz w:val="18"/>
               </w:rPr>
-              <w:t>NLS-KT (Cơ bản 2): GV mở bản ghi hình buổi biểu diễn tác phẩm “Khúc ca vào hè” (Trương Tuyết Mai)</w:t>
-            </w:r>
-          </w:p>
-          <w:p>
-            <w:pPr>
-              <w:spacing w:after="0"/>
-            </w:pPr>
-            <w:r>
-              <w:rPr>
-                <w:b w:val="0"/>
-                <w:i w:val="0"/>
-                <w:sz w:val="18"/>
-              </w:rPr>
-              <w:t>AI-NB (Cơ bản 2): GV mở thêm một đoạn nhạc do máy tự sinh theo phong cách gần giống rồi cho HS nghe đối chiếu với bản do nghệ sĩ biểu diễn</w:t>
-            </w:r>
-          </w:p>
-          <w:p>
-            <w:pPr>
-              <w:spacing w:after="0"/>
-            </w:pPr>
-            <w:r>
-              <w:rPr>
-                <w:b w:val="0"/>
-                <w:i w:val="0"/>
-                <w:sz w:val="18"/>
-              </w:rPr>
-              <w:t>NLS-AT: Bản ghi hình “Khúc ca vào hè” phải lấy từ kênh chính thức của nhà hát</w:t>
+              <w:t>NLS-KT (Cơ bản 2): Mở bản ghi hình buổi biểu diễn tác phẩm “Khúc ca vào hè” (Trương Tuyết Mai).</w:t>
             </w:r>
           </w:p>
           <w:p>

--- a/assets/docs/lop4/Am nhac - Lop 4.docx
+++ b/assets/docs/lop4/Am nhac - Lop 4.docx
@@ -585,7 +585,7 @@
                 <w:i w:val="0"/>
                 <w:sz w:val="20"/>
               </w:rPr>
-              <w:t>Chủ đề 1: Âm thanh ngày mới — Lí thuyết âm nhạc: Làm quen với kí hiệu ghi nhạc; Đọc nhạc: Bài đọc nhạc số 1</w:t>
+              <w:t>Lí thuyết âm nhạc: Một số kí hiệu ghi nhạc; Đọc nhạc: Bài số 1</w:t>
             </w:r>
           </w:p>
         </w:tc>
@@ -624,7 +624,7 @@
                 <w:i w:val="0"/>
                 <w:sz w:val="18"/>
               </w:rPr>
-              <w:t>NLS-KT (Cơ bản 2): Chiếu khuông nhạc, khoá Son và vị trí các nốt Đô, Rê, Mi, Pha, Son, La lên màn hình khi dạy “Làm quen với kí hiệu ghi nhạc”.</w:t>
+              <w:t>Năng lực số 1.1 CB2c: HS đọc và ghi được kí hiệu về Làm quen với kí hiệu ghi nhạc nhờ đối chiếu hình vẽ trên màn hình với âm thanh nghe được</w:t>
             </w:r>
           </w:p>
         </w:tc>
@@ -702,7 +702,7 @@
                 <w:i w:val="0"/>
                 <w:sz w:val="20"/>
               </w:rPr>
-              <w:t>Chủ đề 1: Âm thanh ngày mới — Ôn đọc nhạc: Bài đọc nhạc số 1; Học hát: Chuông gió leng keng (Nhạc và lời: Lê Vinh Phúc)</w:t>
+              <w:t>Ôn đọc nhạc: Bài số 1; Hát: Chuông gió leng keng</w:t>
             </w:r>
           </w:p>
         </w:tc>
@@ -741,7 +741,7 @@
                 <w:i w:val="0"/>
                 <w:sz w:val="18"/>
               </w:rPr>
-              <w:t>NLS-ST (Cơ bản 2): Sau khi tập, mỗi tổ dùng điện thoại của GV thu âm phần hát kết hợp vỗ tay theo phách của tổ.</w:t>
+              <w:t>Năng lực số 1.1 CB2c: HS nghe bản thu mẫu, hát đúng cao độ và biết xin mở lại đúng câu mình còn sai</w:t>
             </w:r>
           </w:p>
         </w:tc>
@@ -819,7 +819,7 @@
                 <w:i w:val="0"/>
                 <w:sz w:val="20"/>
               </w:rPr>
-              <w:t>Chủ đề 1: Âm thanh ngày mới — Ôn tập bài hát Chuông gió leng keng; Thường thức âm nhạc: Hình thức biểu diễn trong ca hát</w:t>
+              <w:t>Ôn bài hát: Chuông gió leng keng; Thường thức âm nhạc: Hình thức biểu diễn trong ca hát</w:t>
             </w:r>
           </w:p>
         </w:tc>
@@ -858,6 +858,20 @@
                 <w:i w:val="0"/>
                 <w:sz w:val="18"/>
               </w:rPr>
+              <w:t>Năng lực số 1.1 CB2c: HS nêu được đặc điểm nổi bật của “Hình thức biểu diễn trong ca hát” nhờ quan sát tư liệu số và nghe bản thu</w:t>
+            </w:r>
+          </w:p>
+          <w:p>
+            <w:pPr>
+              <w:spacing w:after="0"/>
+            </w:pPr>
+            <w:r>
+              <w:rPr>
+                <w:b w:val="0"/>
+                <w:i w:val="0"/>
+                <w:sz w:val="18"/>
+              </w:rPr>
+              <w:t>KNS: KN tự tin biểu diễn trước tập thể và phối hợp cùng nhóm.</w:t>
             </w:r>
           </w:p>
         </w:tc>
@@ -935,7 +949,7 @@
                 <w:i w:val="0"/>
                 <w:sz w:val="20"/>
               </w:rPr>
-              <w:t>Chủ đề 1: Âm thanh ngày mới — Vận dụng – Sáng tạo (Tổng kết chủ đề 1)</w:t>
+              <w:t>Tổ chức hoạt động Vận dụng – Sáng tạo</w:t>
             </w:r>
           </w:p>
         </w:tc>
@@ -968,19 +982,6 @@
               <w:spacing w:after="0"/>
             </w:pPr>
             <w:r/>
-            <w:r>
-              <w:rPr>
-                <w:b w:val="0"/>
-                <w:i w:val="0"/>
-                <w:sz w:val="18"/>
-              </w:rPr>
-              <w:t>NLS-GT (Cơ bản 2): Cả lớp xem lại bản quay và nhận xét theo ba tiêu chí chiếu sẵn trên màn hình.</w:t>
-            </w:r>
-          </w:p>
-          <w:p>
-            <w:pPr>
-              <w:spacing w:after="0"/>
-            </w:pPr>
             <w:r>
               <w:rPr>
                 <w:b w:val="0"/>
@@ -1065,7 +1066,7 @@
                 <w:i w:val="0"/>
                 <w:sz w:val="20"/>
               </w:rPr>
-              <w:t>Chủ đề 2: Giai điệu quê hương — Học hát: Chim sáo (Dân ca Khơ-me – Nam Bộ, sưu tầm: Đặng Nguyễn)</w:t>
+              <w:t>Hát: Chim sáo</w:t>
             </w:r>
           </w:p>
         </w:tc>
@@ -1104,7 +1105,7 @@
                 <w:i w:val="0"/>
                 <w:sz w:val="18"/>
               </w:rPr>
-              <w:t>NLS-KT (Cơ bản 2): Mở bản thu mẫu bài “Chim sáo” từ học liệu điện tử của bộ sách, chỉ cho HS dòng ghi tác giả “Dân ca Khơ-me – Nam Bộ, sưu tầm: Đặng Nguyễn”.</w:t>
+              <w:t>Năng lực số 1.1 CB2c: HS nghe bản thu mẫu, hát đúng cao độ và biết xin mở lại đúng câu mình còn sai</w:t>
             </w:r>
           </w:p>
           <w:p>
@@ -1195,7 +1196,7 @@
                 <w:i w:val="0"/>
                 <w:sz w:val="20"/>
               </w:rPr>
-              <w:t>Chủ đề 2: Giai điệu quê hương — Ôn tập bài hát Chim sáo; Nhạc cụ: Thể hiện nhạc cụ gõ hoặc nhạc cụ giai điệu</w:t>
+              <w:t>Ôn bài hát: Chim sáo; Nhạc cụ: Thể hiện nhạc cụ gõ hoặc nhạc cụ giai điệu</w:t>
             </w:r>
           </w:p>
         </w:tc>
@@ -1311,7 +1312,7 @@
                 <w:i w:val="0"/>
                 <w:sz w:val="20"/>
               </w:rPr>
-              <w:t>Chủ đề 2: Giai điệu quê hương — Thường thức âm nhạc: Giới thiệu đàn tranh; Nghe nhạc: Lí ngựa ô (Dân ca Nam Bộ)</w:t>
+              <w:t>Thường thức âm nhạc: Giới thiệu đàn tranh; Nghe nhạc: Lí ngựa ô</w:t>
             </w:r>
           </w:p>
         </w:tc>
@@ -1350,20 +1351,7 @@
                 <w:i w:val="0"/>
                 <w:sz w:val="18"/>
               </w:rPr>
-              <w:t>NLS-GQVĐ (Cơ bản 2): HS làm bài tập nghe tương tác có chấm ngay.</w:t>
-            </w:r>
-          </w:p>
-          <w:p>
-            <w:pPr>
-              <w:spacing w:after="0"/>
-            </w:pPr>
-            <w:r>
-              <w:rPr>
-                <w:b w:val="0"/>
-                <w:i w:val="0"/>
-                <w:sz w:val="18"/>
-              </w:rPr>
-              <w:t>QPAN: Chọn bài hát ca ngợi quê hương, đất nước, hoà bình; liên hệ bản đồ hành chính Việt Nam và chủ quyền của Việt Nam đối với quần đảo Hoàng Sa, Trường Sa.</w:t>
+              <w:t>Năng lực số 1.1 CB2c: HS nêu được đặc điểm nổi bật của “Giới thiệu đàn tranh” nhờ quan sát tư liệu số và nghe bản thu</w:t>
             </w:r>
           </w:p>
         </w:tc>
@@ -1441,7 +1429,7 @@
                 <w:i w:val="0"/>
                 <w:sz w:val="20"/>
               </w:rPr>
-              <w:t>Chủ đề 2: Giai điệu quê hương — Vận dụng – Sáng tạo (Tổng kết chủ đề 2)</w:t>
+              <w:t>Tổ chức hoạt động Vận dụng – Sáng tạo</w:t>
             </w:r>
           </w:p>
         </w:tc>
@@ -1480,20 +1468,7 @@
                 <w:i w:val="0"/>
                 <w:sz w:val="18"/>
               </w:rPr>
-              <w:t>NLS-KT (Cơ bản 2): Ở tiết tổng kết chủ đề “Giai điệu quê hương”.</w:t>
-            </w:r>
-          </w:p>
-          <w:p>
-            <w:pPr>
-              <w:spacing w:after="0"/>
-            </w:pPr>
-            <w:r>
-              <w:rPr>
-                <w:b w:val="0"/>
-                <w:i w:val="0"/>
-                <w:sz w:val="18"/>
-              </w:rPr>
-              <w:t>QPAN: Chọn bài hát ca ngợi quê hương, đất nước, hoà bình; liên hệ bản đồ hành chính Việt Nam và chủ quyền của Việt Nam đối với quần đảo Hoàng Sa, Trường Sa.</w:t>
+              <w:t>KNS: KN tự tin biểu diễn trước tập thể và phối hợp cùng nhóm.</w:t>
             </w:r>
           </w:p>
         </w:tc>
@@ -1571,7 +1546,7 @@
                 <w:i w:val="0"/>
                 <w:sz w:val="20"/>
               </w:rPr>
-              <w:t>Chủ đề 3: Thầy cô với chúng em — Lí thuyết âm nhạc: Giới thiệu các hình nốt; Đọc nhạc: Bài đọc nhạc số 2</w:t>
+              <w:t>Lí thuyết âm nhạc: Giới thiệu các hình nốt; Đọc nhạc: Bài số 2</w:t>
             </w:r>
           </w:p>
         </w:tc>
@@ -1610,7 +1585,7 @@
                 <w:i w:val="0"/>
                 <w:sz w:val="18"/>
               </w:rPr>
-              <w:t>NLS-GQVĐ (Cơ bản 2): HS làm bộ bài tập tương tác có chấm ngay về Giới thiệu các hình nốt.</w:t>
+              <w:t>Năng lực số 1.1 CB2c: HS đọc và ghi được kí hiệu về Giới thiệu các hình nốt nhờ đối chiếu hình vẽ trên màn hình với âm thanh nghe được</w:t>
             </w:r>
           </w:p>
         </w:tc>
@@ -1688,7 +1663,7 @@
                 <w:i w:val="0"/>
                 <w:sz w:val="20"/>
               </w:rPr>
-              <w:t>Chủ đề 3: Thầy cô với chúng em — Ôn đọc nhạc: Bài đọc nhạc số 2; Học hát: Nếu em là... (Nhạc và lời: Trương Quang Lục)</w:t>
+              <w:t>Ôn đọc nhạc: Bài số 2; Hát: Nếu em là…</w:t>
             </w:r>
           </w:p>
         </w:tc>
@@ -1727,7 +1702,7 @@
                 <w:i w:val="0"/>
                 <w:sz w:val="18"/>
               </w:rPr>
-              <w:t>NLS-KT (Cơ bản 2): Mở bản thu mẫu bài “Nếu em là...” từ học liệu điện tử của bộ sách, chỉ cho HS dòng ghi tác.</w:t>
+              <w:t>Năng lực số 1.1 CB2c: HS nghe bản thu mẫu, hát đúng cao độ và biết xin mở lại đúng câu mình còn sai</w:t>
             </w:r>
           </w:p>
         </w:tc>
@@ -1805,7 +1780,7 @@
                 <w:i w:val="0"/>
                 <w:sz w:val="20"/>
               </w:rPr>
-              <w:t>Chủ đề 3: Thầy cô với chúng em — Ôn tập bài hát Nếu em là...; Nghe nhạc: Điều mong ước tặng thầy (Nhạc: Bùi Anh Tôn)</w:t>
+              <w:t>Ôn bài hát: Nếu em là…; Nghe nhạc: Điều mong ước tặng thầy</w:t>
             </w:r>
           </w:p>
         </w:tc>
@@ -1844,6 +1819,7 @@
                 <w:i w:val="0"/>
                 <w:sz w:val="18"/>
               </w:rPr>
+              <w:t>Năng lực số 1.2 CB2a: HS chỉ ra được điểm khác giữa đoạn nhạc do máy tạo và đoạn do nghệ sĩ trình bày</w:t>
             </w:r>
           </w:p>
         </w:tc>
@@ -1921,7 +1897,7 @@
                 <w:i w:val="0"/>
                 <w:sz w:val="20"/>
               </w:rPr>
-              <w:t>Chủ đề 3: Thầy cô với chúng em — Vận dụng – Sáng tạo (Tổng kết chủ đề 3)</w:t>
+              <w:t>Tổ chức hoạt động Vận dụng – Sáng tạo</w:t>
             </w:r>
           </w:p>
         </w:tc>
@@ -1954,19 +1930,6 @@
               <w:spacing w:after="0"/>
             </w:pPr>
             <w:r/>
-            <w:r>
-              <w:rPr>
-                <w:b w:val="0"/>
-                <w:i w:val="0"/>
-                <w:sz w:val="18"/>
-              </w:rPr>
-              <w:t>NLS-ST (Cơ bản 2): Các nhóm dàn dựng tiết mục hát kết hợp gõ đệm và vận động; GV quay lại.</w:t>
-            </w:r>
-          </w:p>
-          <w:p>
-            <w:pPr>
-              <w:spacing w:after="0"/>
-            </w:pPr>
             <w:r>
               <w:rPr>
                 <w:b w:val="0"/>
@@ -2051,7 +2014,7 @@
                 <w:i w:val="0"/>
                 <w:sz w:val="20"/>
               </w:rPr>
-              <w:t>Chủ đề 4: Vui đón Tết — Học hát: Tết là Tết (Nhạc và lời: Nhất Trung)</w:t>
+              <w:t>Hát: Tết là Tết</w:t>
             </w:r>
           </w:p>
         </w:tc>
@@ -2090,7 +2053,7 @@
                 <w:i w:val="0"/>
                 <w:sz w:val="18"/>
               </w:rPr>
-              <w:t>NLS-KT (Cơ bản 2): Mở bản thu mẫu bài “Tết là Tết” từ học liệu điện tử của bộ sách, chỉ cho HS dòng ghi tác.</w:t>
+              <w:t>Năng lực số 1.1 CB2c: HS nghe bản thu mẫu, hát đúng cao độ và biết xin mở lại đúng câu mình còn sai</w:t>
             </w:r>
           </w:p>
         </w:tc>
@@ -2168,7 +2131,7 @@
                 <w:i w:val="0"/>
                 <w:sz w:val="20"/>
               </w:rPr>
-              <w:t>Chủ đề 4: Vui đón Tết — Ôn tập bài hát Tết là Tết; Nhạc cụ: Thể hiện nhạc cụ gõ hoặc nhạc cụ giai điệu</w:t>
+              <w:t>Ôn bài hát: Tết là Tết; Nhạc cụ: Thể hiện nhạc cụ gõ hoặc nhạc cụ giai điệu</w:t>
             </w:r>
           </w:p>
         </w:tc>
@@ -2284,7 +2247,7 @@
                 <w:i w:val="0"/>
                 <w:sz w:val="20"/>
               </w:rPr>
-              <w:t>Chủ đề 4: Vui đón Tết — Thường thức âm nhạc: Câu chuyện âm nhạc Pi-tơ và chó sói (Phỏng theo: Séc-gây Pơ-rô-cô-phi-ép)</w:t>
+              <w:t>Thường thức âm nhạc: Pi-tơ (Peter) và chó sói</w:t>
             </w:r>
           </w:p>
         </w:tc>
@@ -2323,7 +2286,7 @@
                 <w:i w:val="0"/>
                 <w:sz w:val="18"/>
               </w:rPr>
-              <w:t>NLS-GQVĐ (Cơ bản 2): HS làm bài tập tương tác có chấm ngay về “Câu chuyện âm nhạc Pi-tơ và chó sói (Phỏng theo: Séc-gây Pơ-rô-cô-phi-ép)”: nghe đoạn nhạc.</w:t>
+              <w:t>Năng lực số 5.1 CB2a: HS nêu được đặc điểm nổi bật của “Câu chuyện âm nhạc Pi-tơ và chó sói (Phỏng theo: Séc-gây Pơ-rô-cô-phi-ép)” nhờ quan sát tư liệu số và nghe bản thu</w:t>
             </w:r>
           </w:p>
         </w:tc>
@@ -2401,7 +2364,7 @@
                 <w:i w:val="0"/>
                 <w:sz w:val="20"/>
               </w:rPr>
-              <w:t>Chủ đề 4: Vui đón Tết — Vận dụng – Sáng tạo (Tổng kết chủ đề 4)</w:t>
+              <w:t>Tổ chức hoạt động Vận dụng – Sáng tạo</w:t>
             </w:r>
           </w:p>
         </w:tc>
@@ -2434,19 +2397,6 @@
               <w:spacing w:after="0"/>
             </w:pPr>
             <w:r/>
-            <w:r>
-              <w:rPr>
-                <w:b w:val="0"/>
-                <w:i w:val="0"/>
-                <w:sz w:val="18"/>
-              </w:rPr>
-              <w:t>NLS-KT (Cơ bản 2): Ở phần Khởi động tổng kết chủ đề “Vui đón Tết”, GV mở lần lượt các đoạn giai điệu đã học từ.</w:t>
-            </w:r>
-          </w:p>
-          <w:p>
-            <w:pPr>
-              <w:spacing w:after="0"/>
-            </w:pPr>
             <w:r>
               <w:rPr>
                 <w:b w:val="0"/>
@@ -2512,7 +2462,7 @@
                 <w:i w:val="0"/>
                 <w:sz w:val="20"/>
               </w:rPr>
-              <w:t>Ôn tập, kiểm tra, đánh giá</w:t>
+              <w:t>Ôn tập, đánh giá</w:t>
             </w:r>
           </w:p>
         </w:tc>
@@ -2628,7 +2578,7 @@
                 <w:i w:val="0"/>
                 <w:sz w:val="20"/>
               </w:rPr>
-              <w:t>Ôn tập, kiểm tra, đánh giá</w:t>
+              <w:t>Ôn tập, đánh giá</w:t>
             </w:r>
           </w:p>
         </w:tc>
@@ -2647,7 +2597,7 @@
                 <w:i w:val="0"/>
                 <w:sz w:val="20"/>
               </w:rPr>
-              <w:t>Ôn tập cuối học kì I (Tiết 2) – Biểu diễn tổng kết</w:t>
+              <w:t>Ôn tập cuối học kì I (Tiết 2)</w:t>
             </w:r>
           </w:p>
         </w:tc>
@@ -2686,6 +2636,7 @@
                 <w:i w:val="0"/>
                 <w:sz w:val="18"/>
               </w:rPr>
+              <w:t>Năng lực số 3.3 CB2a: HS giới thiệu sản phẩm của tổ đúng phép lịch sự, có ghi tên tác giả và xin phép bạn trước khi chia sẻ</w:t>
             </w:r>
           </w:p>
         </w:tc>
@@ -2787,7 +2738,7 @@
                 <w:i w:val="0"/>
                 <w:sz w:val="20"/>
               </w:rPr>
-              <w:t>Chủ đề 5: Thiên nhiên tươi đẹp — Lí thuyết âm nhạc: Dấu lặng; Đọc nhạc: Bài đọc nhạc số 3</w:t>
+              <w:t>Lí thuyết âm nhạc: Dấu lặng; Đọc nhạc: Bài số 3</w:t>
             </w:r>
           </w:p>
         </w:tc>
@@ -2826,7 +2777,7 @@
                 <w:i w:val="0"/>
                 <w:sz w:val="18"/>
               </w:rPr>
-              <w:t>NLS-GQVĐ (Cơ bản 2): HS làm bộ bài tập tương tác có chấm ngay về Dấu lặng.</w:t>
+              <w:t>Năng lực số 1.1 CB2c: HS đọc và ghi được kí hiệu về Dấu lặng nhờ đối chiếu hình vẽ trên màn hình với âm thanh nghe được</w:t>
             </w:r>
           </w:p>
         </w:tc>
@@ -2904,7 +2855,7 @@
                 <w:i w:val="0"/>
                 <w:sz w:val="20"/>
               </w:rPr>
-              <w:t>Chủ đề 5: Thiên nhiên tươi đẹp — Học hát: Hạt mưa kể chuyện (Nhạc và lời: Huỳnh Ngọc La Sơn)</w:t>
+              <w:t>Hát: Hạt mưa kể chuyện; Ôn đọc nhạc: Bài số 3</w:t>
             </w:r>
           </w:p>
         </w:tc>
@@ -2943,7 +2894,7 @@
                 <w:i w:val="0"/>
                 <w:sz w:val="18"/>
               </w:rPr>
-              <w:t>NLS-KT (Cơ bản 2): Mở bản thu mẫu bài “Hạt mưa kể chuyện” từ học liệu điện tử của bộ sách, chỉ cho HS dòng ghi.</w:t>
+              <w:t>Năng lực số 1.1 CB2c: HS nghe bản thu mẫu, hát đúng cao độ và biết xin mở lại đúng câu mình còn sai</w:t>
             </w:r>
           </w:p>
         </w:tc>
@@ -3021,7 +2972,7 @@
                 <w:i w:val="0"/>
                 <w:sz w:val="20"/>
               </w:rPr>
-              <w:t>Chủ đề 5: Thiên nhiên tươi đẹp — Ôn tập bài hát Hạt mưa kể chuyện; Nghe nhạc: Không gian xanh (Nguyễn Đức Hiệt)</w:t>
+              <w:t>Nghe nhạc: Không gian xanh; Ôn bài hát: Hạt mưa kể chuyện</w:t>
             </w:r>
           </w:p>
         </w:tc>
@@ -3060,6 +3011,7 @@
                 <w:i w:val="0"/>
                 <w:sz w:val="18"/>
               </w:rPr>
+              <w:t>Năng lực số 1.2 CB2a: HS chỉ ra được điểm khác giữa đoạn nhạc do máy tạo và đoạn do nghệ sĩ trình bày</w:t>
             </w:r>
           </w:p>
         </w:tc>
@@ -3137,7 +3089,7 @@
                 <w:i w:val="0"/>
                 <w:sz w:val="20"/>
               </w:rPr>
-              <w:t>Chủ đề 5: Thiên nhiên tươi đẹp — Vận dụng – Sáng tạo (Tổng kết chủ đề 5)</w:t>
+              <w:t>Tổ chức hoạt động Vận dụng – Sáng tạo</w:t>
             </w:r>
           </w:p>
         </w:tc>
@@ -3170,19 +3122,6 @@
               <w:spacing w:after="0"/>
             </w:pPr>
             <w:r/>
-            <w:r>
-              <w:rPr>
-                <w:b w:val="0"/>
-                <w:i w:val="0"/>
-                <w:sz w:val="18"/>
-              </w:rPr>
-              <w:t>NLS-ST (Cơ bản 2): Ở phần Vận dụng – Sáng tạo, GV quay tiết mục của từng nhóm bằng điện thoại.</w:t>
-            </w:r>
-          </w:p>
-          <w:p>
-            <w:pPr>
-              <w:spacing w:after="0"/>
-            </w:pPr>
             <w:r>
               <w:rPr>
                 <w:b w:val="0"/>
@@ -3267,7 +3206,7 @@
                 <w:i w:val="0"/>
                 <w:sz w:val="20"/>
               </w:rPr>
-              <w:t>Chủ đề 6: Tình bạn tuổi thơ — Học hát: Tình bạn tuổi thơ (Nhạc và lời: Nguyễn Quốc Việt)</w:t>
+              <w:t>Hát: Tình bạn tuổi thơ</w:t>
             </w:r>
           </w:p>
         </w:tc>
@@ -3306,7 +3245,7 @@
                 <w:i w:val="0"/>
                 <w:sz w:val="18"/>
               </w:rPr>
-              <w:t>NLS-KT (Cơ bản 2): Mở bản thu mẫu bài “Tình bạn tuổi thơ” từ học liệu điện tử của bộ sách, chỉ cho HS dòng ghi.</w:t>
+              <w:t>Năng lực số 1.1 CB2c: HS nghe bản thu mẫu, hát đúng cao độ và biết xin mở lại đúng câu mình còn sai</w:t>
             </w:r>
           </w:p>
         </w:tc>
@@ -3384,7 +3323,7 @@
                 <w:i w:val="0"/>
                 <w:sz w:val="20"/>
               </w:rPr>
-              <w:t>Chủ đề 6: Tình bạn tuổi thơ — Ôn tập bài hát Tình bạn tuổi thơ; Thường thức âm nhạc: Nhạc sĩ Lưu Hữu Phước và bài hát Reo vang bình minh</w:t>
+              <w:t>Thường thức âm nhạc: Nhạc sĩ Lưu Hữu Phước và bài hát Reo vang bình minh; Ôn bài hát: Tình bạn tuổi thơ</w:t>
             </w:r>
           </w:p>
         </w:tc>
@@ -3423,6 +3362,7 @@
                 <w:i w:val="0"/>
                 <w:sz w:val="18"/>
               </w:rPr>
+              <w:t>Năng lực số 1.1 CB2c: HS nêu được đặc điểm nổi bật của “Nhạc sĩ Lưu Hữu Phước và bài hát Reo vang bình minh” nhờ quan sát tư liệu số và nghe bản thu</w:t>
             </w:r>
           </w:p>
         </w:tc>
@@ -3500,7 +3440,7 @@
                 <w:i w:val="0"/>
                 <w:sz w:val="20"/>
               </w:rPr>
-              <w:t>Chủ đề 6: Tình bạn tuổi thơ — Nhạc cụ: Thể hiện nhạc cụ gõ hoặc nhạc cụ giai điệu</w:t>
+              <w:t>Nhạc cụ: Thể hiện nhạc cụ gõ hoặc nhạc cụ giai điệu</w:t>
             </w:r>
           </w:p>
         </w:tc>
@@ -3539,7 +3479,6 @@
                 <w:i w:val="0"/>
                 <w:sz w:val="18"/>
               </w:rPr>
-              <w:t>NLS-ST (Cơ bản 2): Ở phần Luyện tập, GV ghi âm phần hoà tấu của từng nhóm.</w:t>
             </w:r>
           </w:p>
         </w:tc>
@@ -3617,7 +3556,7 @@
                 <w:i w:val="0"/>
                 <w:sz w:val="20"/>
               </w:rPr>
-              <w:t>Chủ đề 6: Tình bạn tuổi thơ — Vận dụng – Sáng tạo (Tổng kết chủ đề 6)</w:t>
+              <w:t>Tổ chức hoạt động Vận dụng – Sáng tạo</w:t>
             </w:r>
           </w:p>
         </w:tc>
@@ -3650,19 +3589,6 @@
               <w:spacing w:after="0"/>
             </w:pPr>
             <w:r/>
-            <w:r>
-              <w:rPr>
-                <w:b w:val="0"/>
-                <w:i w:val="0"/>
-                <w:sz w:val="18"/>
-              </w:rPr>
-              <w:t>NLS-KT (Cơ bản 2): Ở phần Khởi động tổng kết chủ đề “Tình bạn tuổi thơ”, GV mở lần lượt các đoạn giai điệu đã học.</w:t>
-            </w:r>
-          </w:p>
-          <w:p>
-            <w:pPr>
-              <w:spacing w:after="0"/>
-            </w:pPr>
             <w:r>
               <w:rPr>
                 <w:b w:val="0"/>
@@ -3747,7 +3673,7 @@
                 <w:i w:val="0"/>
                 <w:sz w:val="20"/>
               </w:rPr>
-              <w:t>Chủ đề 7: Âm nhạc nước ngoài — Lí thuyết âm nhạc: Ôn tập; Đọc nhạc: Bài đọc nhạc số 4</w:t>
+              <w:t>Lí thuyết âm nhạc: Ôn tập; Đọc nhạc: Bài số 4</w:t>
             </w:r>
           </w:p>
         </w:tc>
@@ -3786,6 +3712,7 @@
                 <w:i w:val="0"/>
                 <w:sz w:val="18"/>
               </w:rPr>
+              <w:t>Năng lực số 1.1 CB2c: HS đọc và ghi được kí hiệu về ôn tập các kí hiệu ghi nhạc đã học nhờ đối chiếu hình vẽ trên màn hình với âm thanh nghe được</w:t>
             </w:r>
           </w:p>
         </w:tc>
@@ -3863,7 +3790,7 @@
                 <w:i w:val="0"/>
                 <w:sz w:val="20"/>
               </w:rPr>
-              <w:t>Chủ đề 7: Âm nhạc nước ngoài — Học hát: Miền quê em (Nhạc: Ka-ba-lép-xki – Nga; lời Việt: Hoàng Lân); Ôn đọc nhạc: Bài đọc nhạc số 4</w:t>
+              <w:t>Hát: Miền quê em; Ôn đọc nhạc: Bài số 4</w:t>
             </w:r>
           </w:p>
         </w:tc>
@@ -3902,7 +3829,7 @@
                 <w:i w:val="0"/>
                 <w:sz w:val="18"/>
               </w:rPr>
-              <w:t>NLS-ST (Cơ bản 2): Tập xong, mỗi tổ tự thu âm phần trình bày bài “Miền quê em” bằng điện thoại hoặc máy tính của lớp, nghe lại.</w:t>
+              <w:t>Năng lực số 1.1 CB2c: HS nghe bản thu mẫu, hát đúng cao độ và biết xin mở lại đúng câu mình còn sai</w:t>
             </w:r>
           </w:p>
         </w:tc>
@@ -3980,7 +3907,7 @@
                 <w:i w:val="0"/>
                 <w:sz w:val="20"/>
               </w:rPr>
-              <w:t>Chủ đề 7: Âm nhạc nước ngoài — Ôn tập bài hát: Miền quê em; Thường thức âm nhạc: Kèn trôm-pét (trumpet); Nghe nhạc: Khúc nhạc mở đầu (Gio-a-chi-nô Rô-xi-ni)</w:t>
+              <w:t>Ôn bài hát: Miền quê em; Thường thức âm nhạc: Kèn trôm-pét (trumpet); Nghe nhạc: Khúc nhạc mở đầu (U-ve-tu-re)</w:t>
             </w:r>
           </w:p>
         </w:tc>
@@ -4019,6 +3946,7 @@
                 <w:i w:val="0"/>
                 <w:sz w:val="18"/>
               </w:rPr>
+              <w:t>Năng lực số 1.1 CB2c: HS nêu được đặc điểm nổi bật của “Giới thiệu kèn trumpet (trôm-pét)” nhờ quan sát tư liệu số và nghe bản thu</w:t>
             </w:r>
           </w:p>
         </w:tc>
@@ -4096,7 +4024,7 @@
                 <w:i w:val="0"/>
                 <w:sz w:val="20"/>
               </w:rPr>
-              <w:t>Chủ đề 7: Âm nhạc nước ngoài — Vận dụng – Sáng tạo (Tổng kết chủ đề 7)</w:t>
+              <w:t>Tổ chức hoạt động Vận dụng – Sáng tạo</w:t>
             </w:r>
           </w:p>
         </w:tc>
@@ -4129,19 +4057,6 @@
               <w:spacing w:after="0"/>
             </w:pPr>
             <w:r/>
-            <w:r>
-              <w:rPr>
-                <w:b w:val="0"/>
-                <w:i w:val="0"/>
-                <w:sz w:val="18"/>
-              </w:rPr>
-              <w:t>NLS-KT (Cơ bản 2): Ở phần Khởi động tổng kết chủ đề “Âm nhạc nước ngoài”, GV mở lần lượt các đoạn giai điệu đã học.</w:t>
-            </w:r>
-          </w:p>
-          <w:p>
-            <w:pPr>
-              <w:spacing w:after="0"/>
-            </w:pPr>
             <w:r>
               <w:rPr>
                 <w:b w:val="0"/>
@@ -4226,7 +4141,7 @@
                 <w:i w:val="0"/>
                 <w:sz w:val="20"/>
               </w:rPr>
-              <w:t>Chủ đề 8: Chào mùa hè — Học hát: Em yêu mùa hè quê em (Nhạc và lời: Trần Minh Đặng)</w:t>
+              <w:t>Hát: Em yêu mùa hè quê em</w:t>
             </w:r>
           </w:p>
         </w:tc>
@@ -4265,7 +4180,7 @@
                 <w:i w:val="0"/>
                 <w:sz w:val="18"/>
               </w:rPr>
-              <w:t>NLS-ST (Cơ bản 2): Tập xong, mỗi tổ tự thu âm phần trình bày bài “Em yêu mùa hè quê em” bằng điện thoại.</w:t>
+              <w:t>Năng lực số 1.1 CB2c: HS nghe bản thu mẫu, hát đúng cao độ và biết xin mở lại đúng câu mình còn sai</w:t>
             </w:r>
           </w:p>
         </w:tc>
@@ -4343,7 +4258,7 @@
                 <w:i w:val="0"/>
                 <w:sz w:val="20"/>
               </w:rPr>
-              <w:t>Chủ đề 8: Chào mùa hè — Ôn tập bài hát Em yêu mùa hè quê em; Nhạc cụ: Thể hiện nhạc cụ gõ hoặc nhạc cụ giai điệu</w:t>
+              <w:t>Ôn bài hát: Em yêu mùa hè quê em; Nhạc cụ: Thể hiện nhạc cụ gõ hoặc nhạc cụ giai điệu</w:t>
             </w:r>
           </w:p>
         </w:tc>
@@ -4459,7 +4374,7 @@
                 <w:i w:val="0"/>
                 <w:sz w:val="20"/>
               </w:rPr>
-              <w:t>Chủ đề 8: Chào mùa hè — Nghe nhạc: Khúc ca vào hè (Trương Tuyết Mai); Vận dụng – Sáng tạo</w:t>
+              <w:t>Nghe nhạc: Khúc ca vào hè; Tổ chức hoạt động Vận dụng – Sáng tạo</w:t>
             </w:r>
           </w:p>
         </w:tc>
@@ -4498,7 +4413,7 @@
                 <w:i w:val="0"/>
                 <w:sz w:val="18"/>
               </w:rPr>
-              <w:t>NLS-KT (Cơ bản 2): Mở bản ghi hình buổi biểu diễn tác phẩm “Khúc ca vào hè” (Trương Tuyết Mai).</w:t>
+              <w:t>Năng lực số 1.2 CB2a: HS chỉ ra được điểm khác giữa đoạn nhạc do máy tạo và đoạn do nghệ sĩ trình bày</w:t>
             </w:r>
           </w:p>
           <w:p>
@@ -4570,7 +4485,7 @@
                 <w:i w:val="0"/>
                 <w:sz w:val="20"/>
               </w:rPr>
-              <w:t>Ôn tập, kiểm tra, đánh giá</w:t>
+              <w:t>Ôn tập, đánh giá</w:t>
             </w:r>
           </w:p>
         </w:tc>
@@ -4686,7 +4601,7 @@
                 <w:i w:val="0"/>
                 <w:sz w:val="20"/>
               </w:rPr>
-              <w:t>Ôn tập, kiểm tra, đánh giá</w:t>
+              <w:t>Ôn tập, đánh giá</w:t>
             </w:r>
           </w:p>
         </w:tc>
@@ -4705,7 +4620,7 @@
                 <w:i w:val="0"/>
                 <w:sz w:val="20"/>
               </w:rPr>
-              <w:t>Ôn tập cuối năm (Tiết 2) – Biểu diễn tổng kết năm học</w:t>
+              <w:t>Ôn tập cuối năm (Tiết 2)</w:t>
             </w:r>
           </w:p>
         </w:tc>
@@ -4744,6 +4659,7 @@
                 <w:i w:val="0"/>
                 <w:sz w:val="18"/>
               </w:rPr>
+              <w:t>Năng lực số 3.3 CB2a: HS giới thiệu sản phẩm của tổ đúng phép lịch sự, có ghi tên tác giả và xin phép bạn trước khi chia sẻ</w:t>
             </w:r>
           </w:p>
         </w:tc>

--- a/assets/docs/lop4/Am nhac - Lop 4.docx
+++ b/assets/docs/lop4/Am nhac - Lop 4.docx
@@ -988,6 +988,32 @@
                 <w:i w:val="0"/>
                 <w:sz w:val="18"/>
               </w:rPr>
+              <w:t>Sáng tạo tổng kết chủ đề “Âm thanh ngày mới”, mỗi nhóm dàn dựng tiết mục hát kết hợp gõ đệm và vận động; Năng lực số Miền 2 (Cơ bản, bậc 2): Cả lớp xem lại bản quay và nhận xét theo ba tiêu chí chiếu sẵn trên màn hình: hát đúng giai điệu, gõ đệm đúng phách, vận động khớp nhạc</w:t>
+            </w:r>
+          </w:p>
+          <w:p>
+            <w:pPr>
+              <w:spacing w:after="0"/>
+            </w:pPr>
+            <w:r>
+              <w:rPr>
+                <w:b w:val="0"/>
+                <w:i w:val="0"/>
+                <w:sz w:val="18"/>
+              </w:rPr>
+              <w:t>NLS: Năng lực số Miền 3 (Cơ bản, bậc 2): Ở tiết Vận dụng</w:t>
+            </w:r>
+          </w:p>
+          <w:p>
+            <w:pPr>
+              <w:spacing w:after="0"/>
+            </w:pPr>
+            <w:r>
+              <w:rPr>
+                <w:b w:val="0"/>
+                <w:i w:val="0"/>
+                <w:sz w:val="18"/>
+              </w:rPr>
               <w:t>KNS: KN tự tin biểu diễn trước tập thể và phối hợp cùng nhóm.</w:t>
             </w:r>
           </w:p>
@@ -1468,6 +1494,19 @@
                 <w:i w:val="0"/>
                 <w:sz w:val="18"/>
               </w:rPr>
+              <w:t>Năng lực số Miền 1 (Cơ bản, bậc 2): Ở tiết tổng kết chủ đề “Giai điệu quê hương”, GV mở bản thu các bài đã học và một vài trích đoạn dân ca cùng vùng miền; HS nghe đoán tên bài; Năng lực số Miền 3 (Cơ bản, bậc 2): Các nhóm dàn dựng tiết mục hát kết hợp gõ đệm, vận động; GV quay lại rồi chiếu cho cả lớp xem</w:t>
+            </w:r>
+          </w:p>
+          <w:p>
+            <w:pPr>
+              <w:spacing w:after="0"/>
+            </w:pPr>
+            <w:r>
+              <w:rPr>
+                <w:b w:val="0"/>
+                <w:i w:val="0"/>
+                <w:sz w:val="18"/>
+              </w:rPr>
               <w:t>KNS: KN tự tin biểu diễn trước tập thể và phối hợp cùng nhóm.</w:t>
             </w:r>
           </w:p>
@@ -1936,6 +1975,19 @@
                 <w:i w:val="0"/>
                 <w:sz w:val="18"/>
               </w:rPr>
+              <w:t>Năng lực số Miền 1 (Cơ bản, bậc 2): Ở tiết tổng kết chủ đề “Thầy cô với chúng em”, GV mở bản thu các bài đã học trong chủ đề cho HS nghe đoán tên bài và nhắc lại nét giai điệu…; Năng lực số Miền 3 (Cơ bản, bậc 2): Các nhóm dàn dựng tiết mục hát kết hợp gõ đệm và vận động; GV quay lại rồi chiếu cho cả lớp xem</w:t>
+            </w:r>
+          </w:p>
+          <w:p>
+            <w:pPr>
+              <w:spacing w:after="0"/>
+            </w:pPr>
+            <w:r>
+              <w:rPr>
+                <w:b w:val="0"/>
+                <w:i w:val="0"/>
+                <w:sz w:val="18"/>
+              </w:rPr>
               <w:t>KNS: KN tự tin biểu diễn trước tập thể và phối hợp cùng nhóm.</w:t>
             </w:r>
           </w:p>
@@ -2397,6 +2449,32 @@
               <w:spacing w:after="0"/>
             </w:pPr>
             <w:r/>
+            <w:r>
+              <w:rPr>
+                <w:b w:val="0"/>
+                <w:i w:val="0"/>
+                <w:sz w:val="18"/>
+              </w:rPr>
+              <w:t>Năng lực số Miền 1 (Cơ bản, bậc 2): Ở phần Khởi động tổng kết chủ đề “Vui đón Tết”, GV mở lần lượt các đoạn giai điệu đã học từ học liệu số cho HS nghe đoán tên bài; Sáng tạo, GV quay lại tiết mục mừng xuân của từng nhóm bằng điện thoại rồi chiếu lên tivi; các nhóm tự xem lại phần hát, gõ đệm</w:t>
+            </w:r>
+          </w:p>
+          <w:p>
+            <w:pPr>
+              <w:spacing w:after="0"/>
+            </w:pPr>
+            <w:r>
+              <w:rPr>
+                <w:b w:val="0"/>
+                <w:i w:val="0"/>
+                <w:sz w:val="18"/>
+              </w:rPr>
+              <w:t>NLS: Năng lực số Miền 3 (Cơ bản, bậc 2): Ở phần Vận dụng</w:t>
+            </w:r>
+          </w:p>
+          <w:p>
+            <w:pPr>
+              <w:spacing w:after="0"/>
+            </w:pPr>
             <w:r>
               <w:rPr>
                 <w:b w:val="0"/>
@@ -3128,6 +3206,32 @@
                 <w:i w:val="0"/>
                 <w:sz w:val="18"/>
               </w:rPr>
+              <w:t>Năng lực số Miền 1 (Cơ bản, bậc 2): Ở phần Khởi động tổng kết chủ đề “Thiên nhiên tươi đẹp”, GV mở lần lượt các đoạn giai điệu đã học từ học liệu số cho HS nghe đoán tên bài; Sáng tạo, GV quay tiết mục của từng nhóm bằng điện thoại rồi chiếu lên tivi; các nhóm tự xem lại phần hát, gõ đệm</w:t>
+            </w:r>
+          </w:p>
+          <w:p>
+            <w:pPr>
+              <w:spacing w:after="0"/>
+            </w:pPr>
+            <w:r>
+              <w:rPr>
+                <w:b w:val="0"/>
+                <w:i w:val="0"/>
+                <w:sz w:val="18"/>
+              </w:rPr>
+              <w:t>NLS: Năng lực số Miền 3 (Cơ bản, bậc 2): Ở phần Vận dụng</w:t>
+            </w:r>
+          </w:p>
+          <w:p>
+            <w:pPr>
+              <w:spacing w:after="0"/>
+            </w:pPr>
+            <w:r>
+              <w:rPr>
+                <w:b w:val="0"/>
+                <w:i w:val="0"/>
+                <w:sz w:val="18"/>
+              </w:rPr>
               <w:t>KNS: KN tự tin biểu diễn trước tập thể và phối hợp cùng nhóm.</w:t>
             </w:r>
           </w:p>
@@ -3479,6 +3583,7 @@
                 <w:i w:val="0"/>
                 <w:sz w:val="18"/>
               </w:rPr>
+              <w:t>Năng lực số Miền 1 (Cơ bản, bậc 2): Ở phần Khám phá chủ đề “Tình bạn tuổi thơ”, GV chiếu hình tiết tấu lên màn hình và mở bản gõ mẫu từ học liệu số; Năng lực số Miền 3 (Cơ bản, bậc 2): Ở phần Luyện tập, GV ghi âm phần hoà tấu của từng nhóm rồi mở lại cho cả lớp nghe; các nhóm tự nhận ra chỗ vào nhạc chưa khớp</w:t>
             </w:r>
           </w:p>
         </w:tc>
@@ -3589,6 +3694,32 @@
               <w:spacing w:after="0"/>
             </w:pPr>
             <w:r/>
+            <w:r>
+              <w:rPr>
+                <w:b w:val="0"/>
+                <w:i w:val="0"/>
+                <w:sz w:val="18"/>
+              </w:rPr>
+              <w:t>Năng lực số Miền 1 (Cơ bản, bậc 2): Ở phần Khởi động tổng kết chủ đề “Tình bạn tuổi thơ”, GV mở lần lượt các đoạn giai điệu đã học từ học liệu số cho HS nghe đoán tên bài; Sáng tạo, GV quay tiết mục của từng nhóm rồi chiếu lên tivi; các nhóm tự xem lại phần hát, gõ đệm</w:t>
+            </w:r>
+          </w:p>
+          <w:p>
+            <w:pPr>
+              <w:spacing w:after="0"/>
+            </w:pPr>
+            <w:r>
+              <w:rPr>
+                <w:b w:val="0"/>
+                <w:i w:val="0"/>
+                <w:sz w:val="18"/>
+              </w:rPr>
+              <w:t>NLS: Năng lực số Miền 3 (Cơ bản, bậc 2): Ở phần Vận dụng</w:t>
+            </w:r>
+          </w:p>
+          <w:p>
+            <w:pPr>
+              <w:spacing w:after="0"/>
+            </w:pPr>
             <w:r>
               <w:rPr>
                 <w:b w:val="0"/>
@@ -4057,6 +4188,32 @@
               <w:spacing w:after="0"/>
             </w:pPr>
             <w:r/>
+            <w:r>
+              <w:rPr>
+                <w:b w:val="0"/>
+                <w:i w:val="0"/>
+                <w:sz w:val="18"/>
+              </w:rPr>
+              <w:t>Năng lực số Miền 1 (Cơ bản, bậc 2): Ở phần Khởi động tổng kết chủ đề “Âm nhạc nước ngoài”, GV mở lần lượt các đoạn giai điệu đã học từ học liệu số cho HS nghe đoán tên bài; Sáng tạo, GV quay tiết mục của từng nhóm rồi chiếu lên tivi; các nhóm tự xem lại phần hát, gõ đệm</w:t>
+            </w:r>
+          </w:p>
+          <w:p>
+            <w:pPr>
+              <w:spacing w:after="0"/>
+            </w:pPr>
+            <w:r>
+              <w:rPr>
+                <w:b w:val="0"/>
+                <w:i w:val="0"/>
+                <w:sz w:val="18"/>
+              </w:rPr>
+              <w:t>NLS: Năng lực số Miền 3 (Cơ bản, bậc 2): Ở phần Vận dụng</w:t>
+            </w:r>
+          </w:p>
+          <w:p>
+            <w:pPr>
+              <w:spacing w:after="0"/>
+            </w:pPr>
             <w:r>
               <w:rPr>
                 <w:b w:val="0"/>

--- a/assets/docs/lop4/Am nhac - Lop 4.docx
+++ b/assets/docs/lop4/Am nhac - Lop 4.docx
@@ -988,20 +988,7 @@
                 <w:i w:val="0"/>
                 <w:sz w:val="18"/>
               </w:rPr>
-              <w:t>Sáng tạo tổng kết chủ đề “Âm thanh ngày mới”, mỗi nhóm dàn dựng tiết mục hát kết hợp gõ đệm và vận động; Năng lực số Miền 2 (Cơ bản, bậc 2): Cả lớp xem lại bản quay và nhận xét theo ba tiêu chí chiếu sẵn trên màn hình: hát đúng giai điệu, gõ đệm đúng phách, vận động khớp nhạc</w:t>
-            </w:r>
-          </w:p>
-          <w:p>
-            <w:pPr>
-              <w:spacing w:after="0"/>
-            </w:pPr>
-            <w:r>
-              <w:rPr>
-                <w:b w:val="0"/>
-                <w:i w:val="0"/>
-                <w:sz w:val="18"/>
-              </w:rPr>
-              <w:t>NLS: Năng lực số Miền 3 (Cơ bản, bậc 2): Ở tiết Vận dụng</w:t>
+              <w:t>Năng lực số Miền 3 (Cơ bản, bậc 2): Ở tiết Vận dụng – Sáng tạo tổng kết chủ đề “Âm thanh ngày mới”, mỗi nhóm dàn dựng tiết mục hát kết hợp gõ đệm và vận động; Năng lực số Miền 2 (Cơ bản, bậc 2): Cả lớp xem lại bản quay và nhận xét theo ba tiêu chí chiếu sẵn trên màn hình: hát đúng giai điệu, gõ đệm đúng phách, vận động khớp nhạc</w:t>
             </w:r>
           </w:p>
           <w:p>
@@ -2455,20 +2442,7 @@
                 <w:i w:val="0"/>
                 <w:sz w:val="18"/>
               </w:rPr>
-              <w:t>Năng lực số Miền 1 (Cơ bản, bậc 2): Ở phần Khởi động tổng kết chủ đề “Vui đón Tết”, GV mở lần lượt các đoạn giai điệu đã học từ học liệu số cho HS nghe đoán tên bài; Sáng tạo, GV quay lại tiết mục mừng xuân của từng nhóm bằng điện thoại rồi chiếu lên tivi; các nhóm tự xem lại phần hát, gõ đệm</w:t>
-            </w:r>
-          </w:p>
-          <w:p>
-            <w:pPr>
-              <w:spacing w:after="0"/>
-            </w:pPr>
-            <w:r>
-              <w:rPr>
-                <w:b w:val="0"/>
-                <w:i w:val="0"/>
-                <w:sz w:val="18"/>
-              </w:rPr>
-              <w:t>NLS: Năng lực số Miền 3 (Cơ bản, bậc 2): Ở phần Vận dụng</w:t>
+              <w:t>Năng lực số Miền 1 (Cơ bản, bậc 2): Ở phần Khởi động tổng kết chủ đề “Vui đón Tết”, GV mở lần lượt các đoạn giai điệu đã học từ học liệu số cho HS nghe đoán tên bài; Năng lực số Miền 3 (Cơ bản, bậc 2): Ở phần Vận dụng – Sáng tạo, GV quay lại tiết mục mừng xuân của từng nhóm bằng điện thoại rồi chiếu lên tivi; các nhóm tự xem lại phần hát, gõ đệm</w:t>
             </w:r>
           </w:p>
           <w:p>
@@ -3206,20 +3180,7 @@
                 <w:i w:val="0"/>
                 <w:sz w:val="18"/>
               </w:rPr>
-              <w:t>Năng lực số Miền 1 (Cơ bản, bậc 2): Ở phần Khởi động tổng kết chủ đề “Thiên nhiên tươi đẹp”, GV mở lần lượt các đoạn giai điệu đã học từ học liệu số cho HS nghe đoán tên bài; Sáng tạo, GV quay tiết mục của từng nhóm bằng điện thoại rồi chiếu lên tivi; các nhóm tự xem lại phần hát, gõ đệm</w:t>
-            </w:r>
-          </w:p>
-          <w:p>
-            <w:pPr>
-              <w:spacing w:after="0"/>
-            </w:pPr>
-            <w:r>
-              <w:rPr>
-                <w:b w:val="0"/>
-                <w:i w:val="0"/>
-                <w:sz w:val="18"/>
-              </w:rPr>
-              <w:t>NLS: Năng lực số Miền 3 (Cơ bản, bậc 2): Ở phần Vận dụng</w:t>
+              <w:t>Năng lực số Miền 1 (Cơ bản, bậc 2): Ở phần Khởi động tổng kết chủ đề “Thiên nhiên tươi đẹp”, GV mở lần lượt các đoạn giai điệu đã học từ học liệu số cho HS nghe đoán tên bài; Năng lực số Miền 3 (Cơ bản, bậc 2): Ở phần Vận dụng – Sáng tạo, GV quay tiết mục của từng nhóm bằng điện thoại rồi chiếu lên tivi; các nhóm tự xem lại phần hát, gõ đệm</w:t>
             </w:r>
           </w:p>
           <w:p>
@@ -3700,20 +3661,7 @@
                 <w:i w:val="0"/>
                 <w:sz w:val="18"/>
               </w:rPr>
-              <w:t>Năng lực số Miền 1 (Cơ bản, bậc 2): Ở phần Khởi động tổng kết chủ đề “Tình bạn tuổi thơ”, GV mở lần lượt các đoạn giai điệu đã học từ học liệu số cho HS nghe đoán tên bài; Sáng tạo, GV quay tiết mục của từng nhóm rồi chiếu lên tivi; các nhóm tự xem lại phần hát, gõ đệm</w:t>
-            </w:r>
-          </w:p>
-          <w:p>
-            <w:pPr>
-              <w:spacing w:after="0"/>
-            </w:pPr>
-            <w:r>
-              <w:rPr>
-                <w:b w:val="0"/>
-                <w:i w:val="0"/>
-                <w:sz w:val="18"/>
-              </w:rPr>
-              <w:t>NLS: Năng lực số Miền 3 (Cơ bản, bậc 2): Ở phần Vận dụng</w:t>
+              <w:t>Năng lực số Miền 1 (Cơ bản, bậc 2): Ở phần Khởi động tổng kết chủ đề “Tình bạn tuổi thơ”, GV mở lần lượt các đoạn giai điệu đã học từ học liệu số cho HS nghe đoán tên bài; Năng lực số Miền 3 (Cơ bản, bậc 2): Ở phần Vận dụng – Sáng tạo, GV quay tiết mục của từng nhóm rồi chiếu lên tivi; các nhóm tự xem lại phần hát, gõ đệm</w:t>
             </w:r>
           </w:p>
           <w:p>
@@ -4194,20 +4142,7 @@
                 <w:i w:val="0"/>
                 <w:sz w:val="18"/>
               </w:rPr>
-              <w:t>Năng lực số Miền 1 (Cơ bản, bậc 2): Ở phần Khởi động tổng kết chủ đề “Âm nhạc nước ngoài”, GV mở lần lượt các đoạn giai điệu đã học từ học liệu số cho HS nghe đoán tên bài; Sáng tạo, GV quay tiết mục của từng nhóm rồi chiếu lên tivi; các nhóm tự xem lại phần hát, gõ đệm</w:t>
-            </w:r>
-          </w:p>
-          <w:p>
-            <w:pPr>
-              <w:spacing w:after="0"/>
-            </w:pPr>
-            <w:r>
-              <w:rPr>
-                <w:b w:val="0"/>
-                <w:i w:val="0"/>
-                <w:sz w:val="18"/>
-              </w:rPr>
-              <w:t>NLS: Năng lực số Miền 3 (Cơ bản, bậc 2): Ở phần Vận dụng</w:t>
+              <w:t>Năng lực số Miền 1 (Cơ bản, bậc 2): Ở phần Khởi động tổng kết chủ đề “Âm nhạc nước ngoài”, GV mở lần lượt các đoạn giai điệu đã học từ học liệu số cho HS nghe đoán tên bài; Năng lực số Miền 3 (Cơ bản, bậc 2): Ở phần Vận dụng – Sáng tạo, GV quay tiết mục của từng nhóm rồi chiếu lên tivi; các nhóm tự xem lại phần hát, gõ đệm</w:t>
             </w:r>
           </w:p>
           <w:p>
